--- a/Science Books/QED Course/Lesson 08 Electromagnetic Potentials and Gauge Freedom.docx
+++ b/Science Books/QED Course/Lesson 08 Electromagnetic Potentials and Gauge Freedom.docx
@@ -58,7 +58,7 @@
     </w:p>
     <w:p>
       <w:pPr>
-        <w:pStyle w:val="Heading1"/>
+        <w:pStyle w:val="Heading2"/>
       </w:pPr>
       <w:r>
         <w:t>How to use this lesson</w:t>
@@ -66,7 +66,7 @@
     </w:p>
     <w:p>
       <w:r>
-        <w:t>Lesson 7 wrote the Maxwell equations directly in terms of E and B. This lesson rewrites them in terms of potentials φ and A, from which E and B are derived rather than fundamental. The rewriting looks like a technical convenience, and at the level of classical mechanics it is one. It stops being a convenience and becomes essential the moment quantum mechanics enters, because the Schrodinger and Dirac equations are written for a charged particle in terms of the potentials, not the fields, through the minimal coupling rule of Lesson 6. The freedom to change the potentials without changing the physics, gauge freedom, is therefore not a footnote; it is the freedom that QED elevates into its defining symmetry in Lesson 38.</w:t>
+        <w:t>Lesson 7 wrote the Maxwell equations directly in terms of E and B. This lesson rewrites them in terms of potentials φ and A, from which E and B are derived rather than fundamental: the rewrite Prologue 5 promised, and the objects the Interlude after Lesson 40 will read as Mead's claim that A is primitive. The rewriting looks like a technical convenience, and at the level of classical mechanics it is one. It stops being a convenience and becomes essential the moment quantum mechanics enters, because the Schrodinger and Dirac equations are written for a charged particle in terms of the potentials, not the fields, through the minimal coupling rule of Lesson 6. The freedom to change the potentials without changing the physics, gauge freedom, is therefore not a footnote; it is the freedom that QED elevates into its defining symmetry in Lesson 38.</w:t>
       </w:r>
     </w:p>
     <w:p>
@@ -76,7 +76,7 @@
     </w:p>
     <w:p>
       <w:pPr>
-        <w:pStyle w:val="Heading2"/>
+        <w:pStyle w:val="Heading3"/>
       </w:pPr>
       <w:r>
         <w:t>Learning objectives</w:t>
@@ -148,7 +148,7 @@
     </w:p>
     <w:p>
       <w:pPr>
-        <w:pStyle w:val="Heading2"/>
+        <w:pStyle w:val="Heading3"/>
       </w:pPr>
       <w:r>
         <w:t>Notation and conventions</w:t>
@@ -548,7 +548,7 @@
     </w:tbl>
     <w:p>
       <w:pPr>
-        <w:pStyle w:val="Heading1"/>
+        <w:pStyle w:val="Heading2"/>
       </w:pPr>
       <w:r>
         <w:t>1 Constructing the potentials</w:t>
@@ -556,7 +556,7 @@
     </w:p>
     <w:p>
       <w:pPr>
-        <w:pStyle w:val="Heading2"/>
+        <w:pStyle w:val="Heading3"/>
       </w:pPr>
       <w:r>
         <w:t>1.1 The vector potential</w:t>
@@ -575,7 +575,19 @@
       <m:oMathPara>
         <m:oMath>
           <m:r>
-            <m:t xml:space="preserve">B = ∇ × A</m:t>
+            <m:t xml:space="preserve">B</m:t>
+          </m:r>
+          <m:r>
+            <m:t xml:space="preserve">=</m:t>
+          </m:r>
+          <m:r>
+            <m:t xml:space="preserve">∇</m:t>
+          </m:r>
+          <m:r>
+            <m:t xml:space="preserve">×</m:t>
+          </m:r>
+          <m:r>
+            <m:t xml:space="preserve">A</m:t>
           </m:r>
         </m:oMath>
       </m:oMathPara>
@@ -587,7 +599,7 @@
     </w:p>
     <w:p>
       <w:pPr>
-        <w:pStyle w:val="Heading2"/>
+        <w:pStyle w:val="Heading3"/>
       </w:pPr>
       <w:r>
         <w:t>1.2 The scalar potential</w:t>
@@ -606,7 +618,34 @@
       <m:oMathPara>
         <m:oMath>
           <m:r>
-            <m:t xml:space="preserve">∇ × (E + ∂A/∂t) = 0</m:t>
+            <m:t xml:space="preserve">∇</m:t>
+          </m:r>
+          <m:r>
+            <m:t xml:space="preserve">×</m:t>
+          </m:r>
+          <m:r>
+            <m:t xml:space="preserve">E</m:t>
+          </m:r>
+          <m:r>
+            <m:t xml:space="preserve">+</m:t>
+          </m:r>
+          <m:f>
+            <m:num>
+              <m:r>
+                <m:t xml:space="preserve">∂A</m:t>
+              </m:r>
+            </m:num>
+            <m:den>
+              <m:r>
+                <m:t xml:space="preserve">∂t</m:t>
+              </m:r>
+            </m:den>
+          </m:f>
+          <m:r>
+            <m:t xml:space="preserve">=</m:t>
+          </m:r>
+          <m:r>
+            <m:t xml:space="preserve">0</m:t>
           </m:r>
         </m:oMath>
       </m:oMathPara>
@@ -624,8 +663,32 @@
       <m:oMathPara>
         <m:oMath>
           <m:r>
-            <m:t xml:space="preserve">E = −∇φ − ∂A/∂t</m:t>
+            <m:t xml:space="preserve">E</m:t>
           </m:r>
+          <m:r>
+            <m:t xml:space="preserve">=</m:t>
+          </m:r>
+          <m:r>
+            <m:t xml:space="preserve">−</m:t>
+          </m:r>
+          <m:r>
+            <m:t xml:space="preserve">∇φ</m:t>
+          </m:r>
+          <m:r>
+            <m:t xml:space="preserve">−</m:t>
+          </m:r>
+          <m:f>
+            <m:num>
+              <m:r>
+                <m:t xml:space="preserve">∂A</m:t>
+              </m:r>
+            </m:num>
+            <m:den>
+              <m:r>
+                <m:t xml:space="preserve">∂t</m:t>
+              </m:r>
+            </m:den>
+          </m:f>
         </m:oMath>
       </m:oMathPara>
     </w:p>
@@ -635,10 +698,11 @@
       </w:r>
     </w:p>
     <w:p>
-      <w:pPr>
-        <w:pStyle w:val="Heading3"/>
-      </w:pPr>
       <w:r>
+        <w:rPr>
+          <w:b/>
+          <w:i/>
+        </w:rPr>
         <w:t>Worked example 1</w:t>
       </w:r>
     </w:p>
@@ -649,7 +713,7 @@
     </w:p>
     <w:p>
       <w:pPr>
-        <w:pStyle w:val="Heading1"/>
+        <w:pStyle w:val="Heading2"/>
       </w:pPr>
       <w:r>
         <w:t>2 The remaining Maxwell equations</w:t>
@@ -657,7 +721,7 @@
     </w:p>
     <w:p>
       <w:pPr>
-        <w:pStyle w:val="Heading2"/>
+        <w:pStyle w:val="Heading3"/>
       </w:pPr>
       <w:r>
         <w:t>2.1 Substituting into Gauss's law</w:t>
@@ -671,14 +735,89 @@
       <m:oMathPara>
         <m:oMath>
           <m:r>
-            <m:t xml:space="preserve">∇·E = −∇²φ − ∂(∇·A)/∂t = ρ/ε₀</m:t>
+            <m:t xml:space="preserve">∇</m:t>
           </m:r>
+          <m:r>
+            <m:t xml:space="preserve">·</m:t>
+          </m:r>
+          <m:r>
+            <m:t xml:space="preserve">E</m:t>
+          </m:r>
+          <m:r>
+            <m:t xml:space="preserve">=</m:t>
+          </m:r>
+          <m:r>
+            <m:t xml:space="preserve">−</m:t>
+          </m:r>
+          <m:sSup>
+            <m:e>
+              <m:r>
+                <m:t xml:space="preserve">∇</m:t>
+              </m:r>
+            </m:e>
+            <m:sup>
+              <m:r>
+                <m:t xml:space="preserve">2</m:t>
+              </m:r>
+            </m:sup>
+          </m:sSup>
+          <m:r>
+            <m:t xml:space="preserve">φ</m:t>
+          </m:r>
+          <m:r>
+            <m:t xml:space="preserve">−</m:t>
+          </m:r>
+          <m:r>
+            <m:t xml:space="preserve">∂</m:t>
+          </m:r>
+          <m:f>
+            <m:num>
+              <m:r>
+                <m:t xml:space="preserve">∇</m:t>
+              </m:r>
+              <m:r>
+                <m:t xml:space="preserve">·</m:t>
+              </m:r>
+              <m:r>
+                <m:t xml:space="preserve">A</m:t>
+              </m:r>
+            </m:num>
+            <m:den>
+              <m:r>
+                <m:t xml:space="preserve">∂t</m:t>
+              </m:r>
+            </m:den>
+          </m:f>
+          <m:r>
+            <m:t xml:space="preserve">=</m:t>
+          </m:r>
+          <m:f>
+            <m:num>
+              <m:r>
+                <m:t xml:space="preserve">ρ</m:t>
+              </m:r>
+            </m:num>
+            <m:den>
+              <m:sSub>
+                <m:e>
+                  <m:r>
+                    <m:t xml:space="preserve">ε</m:t>
+                  </m:r>
+                </m:e>
+                <m:sub>
+                  <m:r>
+                    <m:t xml:space="preserve">0</m:t>
+                  </m:r>
+                </m:sub>
+              </m:sSub>
+            </m:den>
+          </m:f>
         </m:oMath>
       </m:oMathPara>
     </w:p>
     <w:p>
       <w:pPr>
-        <w:pStyle w:val="Heading2"/>
+        <w:pStyle w:val="Heading3"/>
       </w:pPr>
       <w:r>
         <w:t>2.2 Substituting into the Ampere Maxwell law</w:t>
@@ -697,7 +836,109 @@
       <m:oMathPara>
         <m:oMath>
           <m:r>
-            <m:t xml:space="preserve">∇(∇·A) − ∇²A + μ₀ε₀ ∂/∂t(∇φ + ∂A/∂t) = μ₀j</m:t>
+            <m:t xml:space="preserve">∇</m:t>
+          </m:r>
+          <m:r>
+            <m:t xml:space="preserve">∇</m:t>
+          </m:r>
+          <m:r>
+            <m:t xml:space="preserve">·</m:t>
+          </m:r>
+          <m:r>
+            <m:t xml:space="preserve">A</m:t>
+          </m:r>
+          <m:r>
+            <m:t xml:space="preserve">−</m:t>
+          </m:r>
+          <m:sSup>
+            <m:e>
+              <m:r>
+                <m:t xml:space="preserve">∇</m:t>
+              </m:r>
+            </m:e>
+            <m:sup>
+              <m:r>
+                <m:t xml:space="preserve">2</m:t>
+              </m:r>
+            </m:sup>
+          </m:sSup>
+          <m:r>
+            <m:t xml:space="preserve">A</m:t>
+          </m:r>
+          <m:r>
+            <m:t xml:space="preserve">+</m:t>
+          </m:r>
+          <m:sSub>
+            <m:e>
+              <m:r>
+                <m:t xml:space="preserve">μ</m:t>
+              </m:r>
+            </m:e>
+            <m:sub>
+              <m:r>
+                <m:t xml:space="preserve">0</m:t>
+              </m:r>
+            </m:sub>
+          </m:sSub>
+          <m:sSub>
+            <m:e>
+              <m:r>
+                <m:t xml:space="preserve">ε</m:t>
+              </m:r>
+            </m:e>
+            <m:sub>
+              <m:r>
+                <m:t xml:space="preserve">0</m:t>
+              </m:r>
+            </m:sub>
+          </m:sSub>
+          <m:f>
+            <m:num>
+              <m:r>
+                <m:t xml:space="preserve">∂</m:t>
+              </m:r>
+            </m:num>
+            <m:den>
+              <m:r>
+                <m:t xml:space="preserve">∂t</m:t>
+              </m:r>
+            </m:den>
+          </m:f>
+          <m:r>
+            <m:t xml:space="preserve">∇φ</m:t>
+          </m:r>
+          <m:r>
+            <m:t xml:space="preserve">+</m:t>
+          </m:r>
+          <m:f>
+            <m:num>
+              <m:r>
+                <m:t xml:space="preserve">∂A</m:t>
+              </m:r>
+            </m:num>
+            <m:den>
+              <m:r>
+                <m:t xml:space="preserve">∂t</m:t>
+              </m:r>
+            </m:den>
+          </m:f>
+          <m:r>
+            <m:t xml:space="preserve">=</m:t>
+          </m:r>
+          <m:sSub>
+            <m:e>
+              <m:r>
+                <m:t xml:space="preserve">μ</m:t>
+              </m:r>
+            </m:e>
+            <m:sub>
+              <m:r>
+                <m:t xml:space="preserve">0</m:t>
+              </m:r>
+            </m:sub>
+          </m:sSub>
+          <m:r>
+            <m:t xml:space="preserve">j</m:t>
           </m:r>
         </m:oMath>
       </m:oMathPara>
@@ -709,7 +950,7 @@
     </w:p>
     <w:p>
       <w:pPr>
-        <w:pStyle w:val="Heading1"/>
+        <w:pStyle w:val="Heading2"/>
       </w:pPr>
       <w:r>
         <w:t>3 Gauge transformations</w:t>
@@ -717,7 +958,7 @@
     </w:p>
     <w:p>
       <w:pPr>
-        <w:pStyle w:val="Heading2"/>
+        <w:pStyle w:val="Heading3"/>
       </w:pPr>
       <w:r>
         <w:t>3.1 The transformation</w:t>
@@ -736,8 +977,53 @@
       <m:oMathPara>
         <m:oMath>
           <m:r>
-            <m:t xml:space="preserve">A′ = A + ∇χ,    φ′ = φ − ∂χ/∂t</m:t>
+            <m:t xml:space="preserve">A</m:t>
           </m:r>
+          <m:r>
+            <m:t xml:space="preserve">′</m:t>
+          </m:r>
+          <m:r>
+            <m:t xml:space="preserve">=</m:t>
+          </m:r>
+          <m:r>
+            <m:t xml:space="preserve">A</m:t>
+          </m:r>
+          <m:r>
+            <m:t xml:space="preserve">+</m:t>
+          </m:r>
+          <m:r>
+            <m:t xml:space="preserve">∇χ</m:t>
+          </m:r>
+          <m:r>
+            <m:t xml:space="preserve">,</m:t>
+          </m:r>
+          <m:r>
+            <m:t xml:space="preserve">φ</m:t>
+          </m:r>
+          <m:r>
+            <m:t xml:space="preserve">′</m:t>
+          </m:r>
+          <m:r>
+            <m:t xml:space="preserve">=</m:t>
+          </m:r>
+          <m:r>
+            <m:t xml:space="preserve">φ</m:t>
+          </m:r>
+          <m:r>
+            <m:t xml:space="preserve">−</m:t>
+          </m:r>
+          <m:f>
+            <m:num>
+              <m:r>
+                <m:t xml:space="preserve">∂χ</m:t>
+              </m:r>
+            </m:num>
+            <m:den>
+              <m:r>
+                <m:t xml:space="preserve">∂t</m:t>
+              </m:r>
+            </m:den>
+          </m:f>
         </m:oMath>
       </m:oMathPara>
     </w:p>
@@ -748,7 +1034,7 @@
     </w:p>
     <w:p>
       <w:pPr>
-        <w:pStyle w:val="Heading2"/>
+        <w:pStyle w:val="Heading3"/>
       </w:pPr>
       <w:r>
         <w:t>3.2 Gauge freedom is not a symmetry of nature but a redundancy of description</w:t>
@@ -760,10 +1046,11 @@
       </w:r>
     </w:p>
     <w:p>
-      <w:pPr>
-        <w:pStyle w:val="Heading3"/>
-      </w:pPr>
       <w:r>
+        <w:rPr>
+          <w:b/>
+          <w:i/>
+        </w:rPr>
         <w:t>Worked example 2</w:t>
       </w:r>
     </w:p>
@@ -774,7 +1061,7 @@
     </w:p>
     <w:p>
       <w:pPr>
-        <w:pStyle w:val="Heading1"/>
+        <w:pStyle w:val="Heading2"/>
       </w:pPr>
       <w:r>
         <w:t>4 The Lorenz gauge</w:t>
@@ -782,7 +1069,7 @@
     </w:p>
     <w:p>
       <w:pPr>
-        <w:pStyle w:val="Heading2"/>
+        <w:pStyle w:val="Heading3"/>
       </w:pPr>
       <w:r>
         <w:t>4.1 Choosing ∇·A + ∂φ/∂t = 0</w:t>
@@ -801,7 +1088,121 @@
       <m:oMathPara>
         <m:oMath>
           <m:r>
-            <m:t xml:space="preserve">∇·A + ε₀μ₀ ∂φ/∂t = 0,  or in Heaviside Lorentz units with c = 1,  ∇·A + ∂φ/∂t = 0</m:t>
+            <m:t xml:space="preserve">∇</m:t>
+          </m:r>
+          <m:r>
+            <m:t xml:space="preserve">·</m:t>
+          </m:r>
+          <m:r>
+            <m:t xml:space="preserve">A</m:t>
+          </m:r>
+          <m:r>
+            <m:t xml:space="preserve">+</m:t>
+          </m:r>
+          <m:sSub>
+            <m:e>
+              <m:r>
+                <m:t xml:space="preserve">ε</m:t>
+              </m:r>
+            </m:e>
+            <m:sub>
+              <m:r>
+                <m:t xml:space="preserve">0</m:t>
+              </m:r>
+            </m:sub>
+          </m:sSub>
+          <m:sSub>
+            <m:e>
+              <m:r>
+                <m:t xml:space="preserve">μ</m:t>
+              </m:r>
+            </m:e>
+            <m:sub>
+              <m:r>
+                <m:t xml:space="preserve">0</m:t>
+              </m:r>
+            </m:sub>
+          </m:sSub>
+          <m:f>
+            <m:num>
+              <m:r>
+                <m:t xml:space="preserve">∂φ</m:t>
+              </m:r>
+            </m:num>
+            <m:den>
+              <m:r>
+                <m:t xml:space="preserve">∂t</m:t>
+              </m:r>
+            </m:den>
+          </m:f>
+          <m:r>
+            <m:t xml:space="preserve">=</m:t>
+          </m:r>
+          <m:r>
+            <m:t xml:space="preserve">0</m:t>
+          </m:r>
+          <m:r>
+            <m:t xml:space="preserve">,</m:t>
+          </m:r>
+          <m:r>
+            <m:t xml:space="preserve">or</m:t>
+          </m:r>
+          <m:r>
+            <m:t xml:space="preserve">in</m:t>
+          </m:r>
+          <m:r>
+            <m:t xml:space="preserve">Heaviside</m:t>
+          </m:r>
+          <m:r>
+            <m:t xml:space="preserve">Lorentz</m:t>
+          </m:r>
+          <m:r>
+            <m:t xml:space="preserve">units</m:t>
+          </m:r>
+          <m:r>
+            <m:t xml:space="preserve">with</m:t>
+          </m:r>
+          <m:r>
+            <m:t xml:space="preserve">c</m:t>
+          </m:r>
+          <m:r>
+            <m:t xml:space="preserve">=</m:t>
+          </m:r>
+          <m:r>
+            <m:t xml:space="preserve">1</m:t>
+          </m:r>
+          <m:r>
+            <m:t xml:space="preserve">,</m:t>
+          </m:r>
+          <m:r>
+            <m:t xml:space="preserve">∇</m:t>
+          </m:r>
+          <m:r>
+            <m:t xml:space="preserve">·</m:t>
+          </m:r>
+          <m:r>
+            <m:t xml:space="preserve">A</m:t>
+          </m:r>
+          <m:r>
+            <m:t xml:space="preserve">+</m:t>
+          </m:r>
+          <m:f>
+            <m:num>
+              <m:r>
+                <m:t xml:space="preserve">∂φ</m:t>
+              </m:r>
+            </m:num>
+            <m:den>
+              <m:r>
+                <m:t xml:space="preserve">∂t</m:t>
+              </m:r>
+            </m:den>
+          </m:f>
+          <m:r>
+            <m:t xml:space="preserve">=</m:t>
+          </m:r>
+          <m:r>
+            <m:t xml:space="preserve">0</m:t>
           </m:r>
         </m:oMath>
       </m:oMathPara>
@@ -818,8 +1219,200 @@
       </w:pPr>
       <m:oMathPara>
         <m:oMath>
+          <m:sSup>
+            <m:e>
+              <m:r>
+                <m:t xml:space="preserve">∇</m:t>
+              </m:r>
+            </m:e>
+            <m:sup>
+              <m:r>
+                <m:t xml:space="preserve">2</m:t>
+              </m:r>
+            </m:sup>
+          </m:sSup>
           <m:r>
-            <m:t xml:space="preserve">(∇² − ε₀μ₀ ∂²/∂t²) φ = −ρ/ε₀,    (∇² − ε₀μ₀ ∂²/∂t²) A = −μ₀j</m:t>
+            <m:t xml:space="preserve">−</m:t>
+          </m:r>
+          <m:sSub>
+            <m:e>
+              <m:r>
+                <m:t xml:space="preserve">ε</m:t>
+              </m:r>
+            </m:e>
+            <m:sub>
+              <m:r>
+                <m:t xml:space="preserve">0</m:t>
+              </m:r>
+            </m:sub>
+          </m:sSub>
+          <m:sSub>
+            <m:e>
+              <m:r>
+                <m:t xml:space="preserve">μ</m:t>
+              </m:r>
+            </m:e>
+            <m:sub>
+              <m:r>
+                <m:t xml:space="preserve">0</m:t>
+              </m:r>
+            </m:sub>
+          </m:sSub>
+          <m:f>
+            <m:num>
+              <m:sSup>
+                <m:e>
+                  <m:r>
+                    <m:t xml:space="preserve">∂</m:t>
+                  </m:r>
+                </m:e>
+                <m:sup>
+                  <m:r>
+                    <m:t xml:space="preserve">2</m:t>
+                  </m:r>
+                </m:sup>
+              </m:sSup>
+            </m:num>
+            <m:den>
+              <m:sSup>
+                <m:e>
+                  <m:r>
+                    <m:t xml:space="preserve">∂t</m:t>
+                  </m:r>
+                </m:e>
+                <m:sup>
+                  <m:r>
+                    <m:t xml:space="preserve">2</m:t>
+                  </m:r>
+                </m:sup>
+              </m:sSup>
+            </m:den>
+          </m:f>
+          <m:r>
+            <m:t xml:space="preserve">φ</m:t>
+          </m:r>
+          <m:r>
+            <m:t xml:space="preserve">=</m:t>
+          </m:r>
+          <m:r>
+            <m:t xml:space="preserve">−</m:t>
+          </m:r>
+          <m:f>
+            <m:num>
+              <m:r>
+                <m:t xml:space="preserve">ρ</m:t>
+              </m:r>
+            </m:num>
+            <m:den>
+              <m:sSub>
+                <m:e>
+                  <m:r>
+                    <m:t xml:space="preserve">ε</m:t>
+                  </m:r>
+                </m:e>
+                <m:sub>
+                  <m:r>
+                    <m:t xml:space="preserve">0</m:t>
+                  </m:r>
+                </m:sub>
+              </m:sSub>
+            </m:den>
+          </m:f>
+          <m:r>
+            <m:t xml:space="preserve">,</m:t>
+          </m:r>
+          <m:sSup>
+            <m:e>
+              <m:r>
+                <m:t xml:space="preserve">∇</m:t>
+              </m:r>
+            </m:e>
+            <m:sup>
+              <m:r>
+                <m:t xml:space="preserve">2</m:t>
+              </m:r>
+            </m:sup>
+          </m:sSup>
+          <m:r>
+            <m:t xml:space="preserve">−</m:t>
+          </m:r>
+          <m:sSub>
+            <m:e>
+              <m:r>
+                <m:t xml:space="preserve">ε</m:t>
+              </m:r>
+            </m:e>
+            <m:sub>
+              <m:r>
+                <m:t xml:space="preserve">0</m:t>
+              </m:r>
+            </m:sub>
+          </m:sSub>
+          <m:sSub>
+            <m:e>
+              <m:r>
+                <m:t xml:space="preserve">μ</m:t>
+              </m:r>
+            </m:e>
+            <m:sub>
+              <m:r>
+                <m:t xml:space="preserve">0</m:t>
+              </m:r>
+            </m:sub>
+          </m:sSub>
+          <m:f>
+            <m:num>
+              <m:sSup>
+                <m:e>
+                  <m:r>
+                    <m:t xml:space="preserve">∂</m:t>
+                  </m:r>
+                </m:e>
+                <m:sup>
+                  <m:r>
+                    <m:t xml:space="preserve">2</m:t>
+                  </m:r>
+                </m:sup>
+              </m:sSup>
+            </m:num>
+            <m:den>
+              <m:sSup>
+                <m:e>
+                  <m:r>
+                    <m:t xml:space="preserve">∂t</m:t>
+                  </m:r>
+                </m:e>
+                <m:sup>
+                  <m:r>
+                    <m:t xml:space="preserve">2</m:t>
+                  </m:r>
+                </m:sup>
+              </m:sSup>
+            </m:den>
+          </m:f>
+          <m:r>
+            <m:t xml:space="preserve">A</m:t>
+          </m:r>
+          <m:r>
+            <m:t xml:space="preserve">=</m:t>
+          </m:r>
+          <m:r>
+            <m:t xml:space="preserve">−</m:t>
+          </m:r>
+          <m:sSub>
+            <m:e>
+              <m:r>
+                <m:t xml:space="preserve">μ</m:t>
+              </m:r>
+            </m:e>
+            <m:sub>
+              <m:r>
+                <m:t xml:space="preserve">0</m:t>
+              </m:r>
+            </m:sub>
+          </m:sSub>
+          <m:r>
+            <m:t xml:space="preserve">j</m:t>
           </m:r>
         </m:oMath>
       </m:oMathPara>
@@ -837,7 +1430,31 @@
       <m:oMathPara>
         <m:oMath>
           <m:r>
-            <m:t xml:space="preserve">□ φ = ρ,    □ A = j</m:t>
+            <m:t xml:space="preserve">□</m:t>
+          </m:r>
+          <m:r>
+            <m:t xml:space="preserve">φ</m:t>
+          </m:r>
+          <m:r>
+            <m:t xml:space="preserve">=</m:t>
+          </m:r>
+          <m:r>
+            <m:t xml:space="preserve">ρ</m:t>
+          </m:r>
+          <m:r>
+            <m:t xml:space="preserve">,</m:t>
+          </m:r>
+          <m:r>
+            <m:t xml:space="preserve">□</m:t>
+          </m:r>
+          <m:r>
+            <m:t xml:space="preserve">A</m:t>
+          </m:r>
+          <m:r>
+            <m:t xml:space="preserve">=</m:t>
+          </m:r>
+          <m:r>
+            <m:t xml:space="preserve">j</m:t>
           </m:r>
         </m:oMath>
       </m:oMathPara>
@@ -849,7 +1466,7 @@
     </w:p>
     <w:p>
       <w:pPr>
-        <w:pStyle w:val="Heading2"/>
+        <w:pStyle w:val="Heading3"/>
       </w:pPr>
       <w:r>
         <w:t>4.2 Residual gauge freedom</w:t>
@@ -861,10 +1478,11 @@
       </w:r>
     </w:p>
     <w:p>
-      <w:pPr>
-        <w:pStyle w:val="Heading3"/>
-      </w:pPr>
       <w:r>
+        <w:rPr>
+          <w:b/>
+          <w:i/>
+        </w:rPr>
         <w:t>Worked example 3</w:t>
       </w:r>
     </w:p>
@@ -875,7 +1493,7 @@
     </w:p>
     <w:p>
       <w:pPr>
-        <w:pStyle w:val="Heading1"/>
+        <w:pStyle w:val="Heading2"/>
       </w:pPr>
       <w:r>
         <w:t>5 Solving the wave equation: retarded potentials</w:t>
@@ -883,7 +1501,7 @@
     </w:p>
     <w:p>
       <w:pPr>
-        <w:pStyle w:val="Heading2"/>
+        <w:pStyle w:val="Heading3"/>
       </w:pPr>
       <w:r>
         <w:t>5.1 The retarded Green's function</w:t>
@@ -902,8 +1520,101 @@
       <m:oMathPara>
         <m:oMath>
           <m:r>
-            <m:t xml:space="preserve">G(x, t; x′, t′) = δ(t − t′ − |x − x′|) / (4π|x − x′|)</m:t>
+            <m:t xml:space="preserve">G</m:t>
           </m:r>
+          <m:r>
+            <m:t xml:space="preserve">x</m:t>
+          </m:r>
+          <m:r>
+            <m:t xml:space="preserve">,</m:t>
+          </m:r>
+          <m:r>
+            <m:t xml:space="preserve">t</m:t>
+          </m:r>
+          <m:r>
+            <m:t xml:space="preserve">;</m:t>
+          </m:r>
+          <m:r>
+            <m:t xml:space="preserve">x</m:t>
+          </m:r>
+          <m:r>
+            <m:t xml:space="preserve">′</m:t>
+          </m:r>
+          <m:r>
+            <m:t xml:space="preserve">,</m:t>
+          </m:r>
+          <m:r>
+            <m:t xml:space="preserve">t</m:t>
+          </m:r>
+          <m:r>
+            <m:t xml:space="preserve">′</m:t>
+          </m:r>
+          <m:r>
+            <m:t xml:space="preserve">=</m:t>
+          </m:r>
+          <m:r>
+            <m:t xml:space="preserve">δ</m:t>
+          </m:r>
+          <m:f>
+            <m:num>
+              <m:r>
+                <m:t xml:space="preserve">t</m:t>
+              </m:r>
+              <m:r>
+                <m:t xml:space="preserve">−</m:t>
+              </m:r>
+              <m:r>
+                <m:t xml:space="preserve">t</m:t>
+              </m:r>
+              <m:r>
+                <m:t xml:space="preserve">′</m:t>
+              </m:r>
+              <m:r>
+                <m:t xml:space="preserve">−</m:t>
+              </m:r>
+              <m:r>
+                <m:t xml:space="preserve">|</m:t>
+              </m:r>
+              <m:r>
+                <m:t xml:space="preserve">x</m:t>
+              </m:r>
+              <m:r>
+                <m:t xml:space="preserve">−</m:t>
+              </m:r>
+              <m:r>
+                <m:t xml:space="preserve">x</m:t>
+              </m:r>
+              <m:r>
+                <m:t xml:space="preserve">′</m:t>
+              </m:r>
+              <m:r>
+                <m:t xml:space="preserve">|</m:t>
+              </m:r>
+            </m:num>
+            <m:den>
+              <m:r>
+                <m:t xml:space="preserve">4π</m:t>
+              </m:r>
+              <m:r>
+                <m:t xml:space="preserve">|</m:t>
+              </m:r>
+              <m:r>
+                <m:t xml:space="preserve">x</m:t>
+              </m:r>
+              <m:r>
+                <m:t xml:space="preserve">−</m:t>
+              </m:r>
+              <m:r>
+                <m:t xml:space="preserve">x</m:t>
+              </m:r>
+              <m:r>
+                <m:t xml:space="preserve">′</m:t>
+              </m:r>
+              <m:r>
+                <m:t xml:space="preserve">|</m:t>
+              </m:r>
+            </m:den>
+          </m:f>
         </m:oMath>
       </m:oMathPara>
     </w:p>
@@ -914,7 +1625,7 @@
     </w:p>
     <w:p>
       <w:pPr>
-        <w:pStyle w:val="Heading2"/>
+        <w:pStyle w:val="Heading3"/>
       </w:pPr>
       <w:r>
         <w:t>5.2 The retarded potentials</w:t>
@@ -933,7 +1644,223 @@
       <m:oMathPara>
         <m:oMath>
           <m:r>
-            <m:t xml:space="preserve">φ(x, t) = ∫ d³x′ ρ(x′, t_r) / (4π|x − x′|),    A(x, t) = ∫ d³x′ j(x′, t_r) / (4π|x − x′|),    t_r = t − |x − x′|</m:t>
+            <m:t xml:space="preserve">φ</m:t>
+          </m:r>
+          <m:r>
+            <m:t xml:space="preserve">x</m:t>
+          </m:r>
+          <m:r>
+            <m:t xml:space="preserve">,</m:t>
+          </m:r>
+          <m:r>
+            <m:t xml:space="preserve">t</m:t>
+          </m:r>
+          <m:r>
+            <m:t xml:space="preserve">=</m:t>
+          </m:r>
+          <m:r>
+            <m:t xml:space="preserve">∫</m:t>
+          </m:r>
+          <m:sSup>
+            <m:e>
+              <m:r>
+                <m:t xml:space="preserve">d</m:t>
+              </m:r>
+            </m:e>
+            <m:sup>
+              <m:r>
+                <m:t xml:space="preserve">3</m:t>
+              </m:r>
+            </m:sup>
+          </m:sSup>
+          <m:r>
+            <m:t xml:space="preserve">x</m:t>
+          </m:r>
+          <m:r>
+            <m:t xml:space="preserve">′</m:t>
+          </m:r>
+          <m:r>
+            <m:t xml:space="preserve">ρ</m:t>
+          </m:r>
+          <m:f>
+            <m:num>
+              <m:r>
+                <m:t xml:space="preserve">x</m:t>
+              </m:r>
+              <m:r>
+                <m:t xml:space="preserve">′</m:t>
+              </m:r>
+              <m:r>
+                <m:t xml:space="preserve">,</m:t>
+              </m:r>
+              <m:sSub>
+                <m:e>
+                  <m:r>
+                    <m:t xml:space="preserve">t</m:t>
+                  </m:r>
+                </m:e>
+                <m:sub>
+                  <m:r>
+                    <m:t xml:space="preserve">r</m:t>
+                  </m:r>
+                </m:sub>
+              </m:sSub>
+            </m:num>
+            <m:den>
+              <m:r>
+                <m:t xml:space="preserve">4π</m:t>
+              </m:r>
+              <m:r>
+                <m:t xml:space="preserve">|</m:t>
+              </m:r>
+              <m:r>
+                <m:t xml:space="preserve">x</m:t>
+              </m:r>
+              <m:r>
+                <m:t xml:space="preserve">−</m:t>
+              </m:r>
+              <m:r>
+                <m:t xml:space="preserve">x</m:t>
+              </m:r>
+              <m:r>
+                <m:t xml:space="preserve">′</m:t>
+              </m:r>
+              <m:r>
+                <m:t xml:space="preserve">|</m:t>
+              </m:r>
+            </m:den>
+          </m:f>
+          <m:r>
+            <m:t xml:space="preserve">,</m:t>
+          </m:r>
+          <m:r>
+            <m:t xml:space="preserve">A</m:t>
+          </m:r>
+          <m:r>
+            <m:t xml:space="preserve">x</m:t>
+          </m:r>
+          <m:r>
+            <m:t xml:space="preserve">,</m:t>
+          </m:r>
+          <m:r>
+            <m:t xml:space="preserve">t</m:t>
+          </m:r>
+          <m:r>
+            <m:t xml:space="preserve">=</m:t>
+          </m:r>
+          <m:r>
+            <m:t xml:space="preserve">∫</m:t>
+          </m:r>
+          <m:sSup>
+            <m:e>
+              <m:r>
+                <m:t xml:space="preserve">d</m:t>
+              </m:r>
+            </m:e>
+            <m:sup>
+              <m:r>
+                <m:t xml:space="preserve">3</m:t>
+              </m:r>
+            </m:sup>
+          </m:sSup>
+          <m:r>
+            <m:t xml:space="preserve">x</m:t>
+          </m:r>
+          <m:r>
+            <m:t xml:space="preserve">′</m:t>
+          </m:r>
+          <m:r>
+            <m:t xml:space="preserve">j</m:t>
+          </m:r>
+          <m:f>
+            <m:num>
+              <m:r>
+                <m:t xml:space="preserve">x</m:t>
+              </m:r>
+              <m:r>
+                <m:t xml:space="preserve">′</m:t>
+              </m:r>
+              <m:r>
+                <m:t xml:space="preserve">,</m:t>
+              </m:r>
+              <m:sSub>
+                <m:e>
+                  <m:r>
+                    <m:t xml:space="preserve">t</m:t>
+                  </m:r>
+                </m:e>
+                <m:sub>
+                  <m:r>
+                    <m:t xml:space="preserve">r</m:t>
+                  </m:r>
+                </m:sub>
+              </m:sSub>
+            </m:num>
+            <m:den>
+              <m:r>
+                <m:t xml:space="preserve">4π</m:t>
+              </m:r>
+              <m:r>
+                <m:t xml:space="preserve">|</m:t>
+              </m:r>
+              <m:r>
+                <m:t xml:space="preserve">x</m:t>
+              </m:r>
+              <m:r>
+                <m:t xml:space="preserve">−</m:t>
+              </m:r>
+              <m:r>
+                <m:t xml:space="preserve">x</m:t>
+              </m:r>
+              <m:r>
+                <m:t xml:space="preserve">′</m:t>
+              </m:r>
+              <m:r>
+                <m:t xml:space="preserve">|</m:t>
+              </m:r>
+            </m:den>
+          </m:f>
+          <m:r>
+            <m:t xml:space="preserve">,</m:t>
+          </m:r>
+          <m:sSub>
+            <m:e>
+              <m:r>
+                <m:t xml:space="preserve">t</m:t>
+              </m:r>
+            </m:e>
+            <m:sub>
+              <m:r>
+                <m:t xml:space="preserve">r</m:t>
+              </m:r>
+            </m:sub>
+          </m:sSub>
+          <m:r>
+            <m:t xml:space="preserve">=</m:t>
+          </m:r>
+          <m:r>
+            <m:t xml:space="preserve">t</m:t>
+          </m:r>
+          <m:r>
+            <m:t xml:space="preserve">−</m:t>
+          </m:r>
+          <m:r>
+            <m:t xml:space="preserve">|</m:t>
+          </m:r>
+          <m:r>
+            <m:t xml:space="preserve">x</m:t>
+          </m:r>
+          <m:r>
+            <m:t xml:space="preserve">−</m:t>
+          </m:r>
+          <m:r>
+            <m:t xml:space="preserve">x</m:t>
+          </m:r>
+          <m:r>
+            <m:t xml:space="preserve">′</m:t>
+          </m:r>
+          <m:r>
+            <m:t xml:space="preserve">|</m:t>
           </m:r>
         </m:oMath>
       </m:oMathPara>
@@ -944,10 +1871,11 @@
       </w:r>
     </w:p>
     <w:p>
-      <w:pPr>
-        <w:pStyle w:val="Heading3"/>
-      </w:pPr>
       <w:r>
+        <w:rPr>
+          <w:b/>
+          <w:i/>
+        </w:rPr>
         <w:t>Worked example 4</w:t>
       </w:r>
     </w:p>
@@ -958,7 +1886,7 @@
     </w:p>
     <w:p>
       <w:pPr>
-        <w:pStyle w:val="Heading1"/>
+        <w:pStyle w:val="Heading2"/>
       </w:pPr>
       <w:r>
         <w:t>6 The Coulomb gauge</w:t>
@@ -966,7 +1894,7 @@
     </w:p>
     <w:p>
       <w:pPr>
-        <w:pStyle w:val="Heading2"/>
+        <w:pStyle w:val="Heading3"/>
       </w:pPr>
       <w:r>
         <w:t>6.1 Choosing ∇·A = 0</w:t>
@@ -984,9 +1912,48 @@
       </w:pPr>
       <m:oMathPara>
         <m:oMath>
+          <m:sSup>
+            <m:e>
+              <m:r>
+                <m:t xml:space="preserve">∇</m:t>
+              </m:r>
+            </m:e>
+            <m:sup>
+              <m:r>
+                <m:t xml:space="preserve">2</m:t>
+              </m:r>
+            </m:sup>
+          </m:sSup>
           <m:r>
-            <m:t xml:space="preserve">∇²φ = −ρ/ε₀</m:t>
+            <m:t xml:space="preserve">φ</m:t>
           </m:r>
+          <m:r>
+            <m:t xml:space="preserve">=</m:t>
+          </m:r>
+          <m:r>
+            <m:t xml:space="preserve">−</m:t>
+          </m:r>
+          <m:f>
+            <m:num>
+              <m:r>
+                <m:t xml:space="preserve">ρ</m:t>
+              </m:r>
+            </m:num>
+            <m:den>
+              <m:sSub>
+                <m:e>
+                  <m:r>
+                    <m:t xml:space="preserve">ε</m:t>
+                  </m:r>
+                </m:e>
+                <m:sub>
+                  <m:r>
+                    <m:t xml:space="preserve">0</m:t>
+                  </m:r>
+                </m:sub>
+              </m:sSub>
+            </m:den>
+          </m:f>
         </m:oMath>
       </m:oMathPara>
     </w:p>
@@ -997,7 +1964,7 @@
     </w:p>
     <w:p>
       <w:pPr>
-        <w:pStyle w:val="Heading2"/>
+        <w:pStyle w:val="Heading3"/>
       </w:pPr>
       <w:r>
         <w:t>6.2 The transverse equation for A</w:t>
@@ -1010,7 +1977,7 @@
     </w:p>
     <w:p>
       <w:pPr>
-        <w:pStyle w:val="Heading1"/>
+        <w:pStyle w:val="Heading2"/>
       </w:pPr>
       <w:r>
         <w:t>7 The four-potential</w:t>
@@ -1018,7 +1985,7 @@
     </w:p>
     <w:p>
       <w:pPr>
-        <w:pStyle w:val="Heading2"/>
+        <w:pStyle w:val="Heading3"/>
       </w:pPr>
       <w:r>
         <w:t>7.1 Covariant form</w:t>
@@ -1036,8 +2003,29 @@
       </w:pPr>
       <m:oMathPara>
         <m:oMath>
+          <m:sSup>
+            <m:e>
+              <m:r>
+                <m:t xml:space="preserve">A</m:t>
+              </m:r>
+            </m:e>
+            <m:sup>
+              <m:r>
+                <m:t xml:space="preserve">μ</m:t>
+              </m:r>
+            </m:sup>
+          </m:sSup>
           <m:r>
-            <m:t xml:space="preserve">A^μ = (φ, A)</m:t>
+            <m:t xml:space="preserve">=</m:t>
+          </m:r>
+          <m:r>
+            <m:t xml:space="preserve">φ</m:t>
+          </m:r>
+          <m:r>
+            <m:t xml:space="preserve">,</m:t>
+          </m:r>
+          <m:r>
+            <m:t xml:space="preserve">A</m:t>
           </m:r>
         </m:oMath>
       </m:oMathPara>
@@ -1054,9 +2042,99 @@
       </w:pPr>
       <m:oMathPara>
         <m:oMath>
+          <m:sSup>
+            <m:e>
+              <m:r>
+                <m:t xml:space="preserve">A</m:t>
+              </m:r>
+            </m:e>
+            <m:sup>
+              <m:r>
+                <m:t xml:space="preserve">μ</m:t>
+              </m:r>
+            </m:sup>
+          </m:sSup>
           <m:r>
-            <m:t xml:space="preserve">A^μ → A^μ − ∂^μ χ,    equivalently  A_μ → A_μ − ∂_μχ</m:t>
+            <m:t xml:space="preserve">→</m:t>
           </m:r>
+          <m:sSup>
+            <m:e>
+              <m:r>
+                <m:t xml:space="preserve">A</m:t>
+              </m:r>
+            </m:e>
+            <m:sup>
+              <m:r>
+                <m:t xml:space="preserve">μ</m:t>
+              </m:r>
+            </m:sup>
+          </m:sSup>
+          <m:r>
+            <m:t xml:space="preserve">−</m:t>
+          </m:r>
+          <m:sSup>
+            <m:e>
+              <m:r>
+                <m:t xml:space="preserve">∂</m:t>
+              </m:r>
+            </m:e>
+            <m:sup>
+              <m:r>
+                <m:t xml:space="preserve">μ</m:t>
+              </m:r>
+            </m:sup>
+          </m:sSup>
+          <m:r>
+            <m:t xml:space="preserve">χ</m:t>
+          </m:r>
+          <m:r>
+            <m:t xml:space="preserve">,</m:t>
+          </m:r>
+          <m:r>
+            <m:t xml:space="preserve">equivalently</m:t>
+          </m:r>
+          <m:sSub>
+            <m:e>
+              <m:r>
+                <m:t xml:space="preserve">A</m:t>
+              </m:r>
+            </m:e>
+            <m:sub>
+              <m:r>
+                <m:t xml:space="preserve">μ</m:t>
+              </m:r>
+            </m:sub>
+          </m:sSub>
+          <m:r>
+            <m:t xml:space="preserve">→</m:t>
+          </m:r>
+          <m:sSub>
+            <m:e>
+              <m:r>
+                <m:t xml:space="preserve">A</m:t>
+              </m:r>
+            </m:e>
+            <m:sub>
+              <m:r>
+                <m:t xml:space="preserve">μ</m:t>
+              </m:r>
+            </m:sub>
+          </m:sSub>
+          <m:r>
+            <m:t xml:space="preserve">−</m:t>
+          </m:r>
+          <m:sSub>
+            <m:e>
+              <m:r>
+                <m:t xml:space="preserve">∂</m:t>
+              </m:r>
+            </m:e>
+            <m:sub>
+              <m:r>
+                <m:t xml:space="preserve">μχ</m:t>
+              </m:r>
+            </m:sub>
+          </m:sSub>
         </m:oMath>
       </m:oMathPara>
     </w:p>
@@ -1067,7 +2145,7 @@
     </w:p>
     <w:p>
       <w:pPr>
-        <w:pStyle w:val="Heading2"/>
+        <w:pStyle w:val="Heading3"/>
       </w:pPr>
       <w:r>
         <w:t>7.2 The field tensor</w:t>
@@ -1085,9 +2163,66 @@
       </w:pPr>
       <m:oMathPara>
         <m:oMath>
+          <m:sSub>
+            <m:e>
+              <m:r>
+                <m:t xml:space="preserve">F</m:t>
+              </m:r>
+            </m:e>
+            <m:sub>
+              <m:r>
+                <m:t xml:space="preserve">μν</m:t>
+              </m:r>
+            </m:sub>
+          </m:sSub>
           <m:r>
-            <m:t xml:space="preserve">F_μν = ∂_μA_ν − ∂_νA_μ</m:t>
+            <m:t xml:space="preserve">=</m:t>
           </m:r>
+          <m:sSub>
+            <m:e>
+              <m:sSub>
+                <m:e>
+                  <m:r>
+                    <m:t xml:space="preserve">∂</m:t>
+                  </m:r>
+                </m:e>
+                <m:sub>
+                  <m:r>
+                    <m:t xml:space="preserve">μA</m:t>
+                  </m:r>
+                </m:sub>
+              </m:sSub>
+            </m:e>
+            <m:sub>
+              <m:r>
+                <m:t xml:space="preserve">ν</m:t>
+              </m:r>
+            </m:sub>
+          </m:sSub>
+          <m:r>
+            <m:t xml:space="preserve">−</m:t>
+          </m:r>
+          <m:sSub>
+            <m:e>
+              <m:sSub>
+                <m:e>
+                  <m:r>
+                    <m:t xml:space="preserve">∂</m:t>
+                  </m:r>
+                </m:e>
+                <m:sub>
+                  <m:r>
+                    <m:t xml:space="preserve">νA</m:t>
+                  </m:r>
+                </m:sub>
+              </m:sSub>
+            </m:e>
+            <m:sub>
+              <m:r>
+                <m:t xml:space="preserve">μ</m:t>
+              </m:r>
+            </m:sub>
+          </m:sSub>
         </m:oMath>
       </m:oMathPara>
     </w:p>
@@ -1097,10 +2232,11 @@
       </w:r>
     </w:p>
     <w:p>
-      <w:pPr>
-        <w:pStyle w:val="Heading3"/>
-      </w:pPr>
       <w:r>
+        <w:rPr>
+          <w:b/>
+          <w:i/>
+        </w:rPr>
         <w:t>Worked example 5</w:t>
       </w:r>
     </w:p>
@@ -1111,7 +2247,7 @@
     </w:p>
     <w:p>
       <w:pPr>
-        <w:pStyle w:val="Heading1"/>
+        <w:pStyle w:val="Heading2"/>
       </w:pPr>
       <w:r>
         <w:t>8 Toward the local U(1) symmetry of QED</w:t>
@@ -1119,7 +2255,7 @@
     </w:p>
     <w:p>
       <w:pPr>
-        <w:pStyle w:val="Heading2"/>
+        <w:pStyle w:val="Heading3"/>
       </w:pPr>
       <w:r>
         <w:t>8.1 Minimal coupling revisited</w:t>
@@ -1137,9 +2273,48 @@
       </w:pPr>
       <m:oMathPara>
         <m:oMath>
+          <m:sSub>
+            <m:e>
+              <m:r>
+                <m:t xml:space="preserve">∂</m:t>
+              </m:r>
+            </m:e>
+            <m:sub>
+              <m:r>
+                <m:t xml:space="preserve">μ</m:t>
+              </m:r>
+            </m:sub>
+          </m:sSub>
           <m:r>
-            <m:t xml:space="preserve">∂_μ → ∂_μ + iqA_μ</m:t>
+            <m:t xml:space="preserve">→</m:t>
           </m:r>
+          <m:sSub>
+            <m:e>
+              <m:r>
+                <m:t xml:space="preserve">∂</m:t>
+              </m:r>
+            </m:e>
+            <m:sub>
+              <m:r>
+                <m:t xml:space="preserve">μ</m:t>
+              </m:r>
+            </m:sub>
+          </m:sSub>
+          <m:r>
+            <m:t xml:space="preserve">+</m:t>
+          </m:r>
+          <m:sSub>
+            <m:e>
+              <m:r>
+                <m:t xml:space="preserve">iqA</m:t>
+              </m:r>
+            </m:e>
+            <m:sub>
+              <m:r>
+                <m:t xml:space="preserve">μ</m:t>
+              </m:r>
+            </m:sub>
+          </m:sSub>
         </m:oMath>
       </m:oMathPara>
     </w:p>
@@ -1150,7 +2325,7 @@
     </w:p>
     <w:p>
       <w:pPr>
-        <w:pStyle w:val="Heading2"/>
+        <w:pStyle w:val="Heading3"/>
       </w:pPr>
       <w:r>
         <w:t>8.2 The wave function must transform too</w:t>
@@ -1168,8 +2343,197 @@
       </w:pPr>
       <m:oMathPara>
         <m:oMath>
+          <m:sSub>
+            <m:e>
+              <m:r>
+                <m:t xml:space="preserve">∂</m:t>
+              </m:r>
+            </m:e>
+            <m:sub>
+              <m:r>
+                <m:t xml:space="preserve">μ</m:t>
+              </m:r>
+            </m:sub>
+          </m:sSub>
           <m:r>
-            <m:t xml:space="preserve">(∂_μ + iq(A_μ − ∂_μχ))(ψe^(iqχ)) = e^(iqχ)[∂_μψ + iq(∂_μχ)ψ + iqA_μψ − iq(∂_μχ)ψ] = e^(iqχ)(∂_μ + iqA_μ)ψ</m:t>
+            <m:t xml:space="preserve">+</m:t>
+          </m:r>
+          <m:r>
+            <m:t xml:space="preserve">iq</m:t>
+          </m:r>
+          <m:sSub>
+            <m:e>
+              <m:r>
+                <m:t xml:space="preserve">A</m:t>
+              </m:r>
+            </m:e>
+            <m:sub>
+              <m:r>
+                <m:t xml:space="preserve">μ</m:t>
+              </m:r>
+            </m:sub>
+          </m:sSub>
+          <m:r>
+            <m:t xml:space="preserve">−</m:t>
+          </m:r>
+          <m:sSub>
+            <m:e>
+              <m:r>
+                <m:t xml:space="preserve">∂</m:t>
+              </m:r>
+            </m:e>
+            <m:sub>
+              <m:r>
+                <m:t xml:space="preserve">μχ</m:t>
+              </m:r>
+            </m:sub>
+          </m:sSub>
+          <m:sSup>
+            <m:e>
+              <m:r>
+                <m:t xml:space="preserve">ψe</m:t>
+              </m:r>
+            </m:e>
+            <m:sup>
+              <m:r>
+                <m:t xml:space="preserve">iqχ</m:t>
+              </m:r>
+            </m:sup>
+          </m:sSup>
+          <m:r>
+            <m:t xml:space="preserve">=</m:t>
+          </m:r>
+          <m:sSup>
+            <m:e>
+              <m:r>
+                <m:t xml:space="preserve">e</m:t>
+              </m:r>
+            </m:e>
+            <m:sup>
+              <m:r>
+                <m:t xml:space="preserve">iqχ</m:t>
+              </m:r>
+            </m:sup>
+          </m:sSup>
+          <m:r>
+            <m:t xml:space="preserve">[</m:t>
+          </m:r>
+          <m:sSub>
+            <m:e>
+              <m:r>
+                <m:t xml:space="preserve">∂</m:t>
+              </m:r>
+            </m:e>
+            <m:sub>
+              <m:r>
+                <m:t xml:space="preserve">μψ</m:t>
+              </m:r>
+            </m:sub>
+          </m:sSub>
+          <m:r>
+            <m:t xml:space="preserve">+</m:t>
+          </m:r>
+          <m:r>
+            <m:t xml:space="preserve">iq</m:t>
+          </m:r>
+          <m:sSub>
+            <m:e>
+              <m:r>
+                <m:t xml:space="preserve">∂</m:t>
+              </m:r>
+            </m:e>
+            <m:sub>
+              <m:r>
+                <m:t xml:space="preserve">μχ</m:t>
+              </m:r>
+            </m:sub>
+          </m:sSub>
+          <m:r>
+            <m:t xml:space="preserve">ψ</m:t>
+          </m:r>
+          <m:r>
+            <m:t xml:space="preserve">+</m:t>
+          </m:r>
+          <m:sSub>
+            <m:e>
+              <m:r>
+                <m:t xml:space="preserve">iqA</m:t>
+              </m:r>
+            </m:e>
+            <m:sub>
+              <m:r>
+                <m:t xml:space="preserve">μψ</m:t>
+              </m:r>
+            </m:sub>
+          </m:sSub>
+          <m:r>
+            <m:t xml:space="preserve">−</m:t>
+          </m:r>
+          <m:r>
+            <m:t xml:space="preserve">iq</m:t>
+          </m:r>
+          <m:sSub>
+            <m:e>
+              <m:r>
+                <m:t xml:space="preserve">∂</m:t>
+              </m:r>
+            </m:e>
+            <m:sub>
+              <m:r>
+                <m:t xml:space="preserve">μχ</m:t>
+              </m:r>
+            </m:sub>
+          </m:sSub>
+          <m:r>
+            <m:t xml:space="preserve">ψ</m:t>
+          </m:r>
+          <m:r>
+            <m:t xml:space="preserve">]</m:t>
+          </m:r>
+          <m:r>
+            <m:t xml:space="preserve">=</m:t>
+          </m:r>
+          <m:sSup>
+            <m:e>
+              <m:r>
+                <m:t xml:space="preserve">e</m:t>
+              </m:r>
+            </m:e>
+            <m:sup>
+              <m:r>
+                <m:t xml:space="preserve">iqχ</m:t>
+              </m:r>
+            </m:sup>
+          </m:sSup>
+          <m:sSub>
+            <m:e>
+              <m:r>
+                <m:t xml:space="preserve">∂</m:t>
+              </m:r>
+            </m:e>
+            <m:sub>
+              <m:r>
+                <m:t xml:space="preserve">μ</m:t>
+              </m:r>
+            </m:sub>
+          </m:sSub>
+          <m:r>
+            <m:t xml:space="preserve">+</m:t>
+          </m:r>
+          <m:sSub>
+            <m:e>
+              <m:r>
+                <m:t xml:space="preserve">iqA</m:t>
+              </m:r>
+            </m:e>
+            <m:sub>
+              <m:r>
+                <m:t xml:space="preserve">μ</m:t>
+              </m:r>
+            </m:sub>
+          </m:sSub>
+          <m:r>
+            <m:t xml:space="preserve">ψ</m:t>
           </m:r>
         </m:oMath>
       </m:oMathPara>
@@ -1186,8 +2550,80 @@
       </w:pPr>
       <m:oMathPara>
         <m:oMath>
+          <m:sSub>
+            <m:e>
+              <m:r>
+                <m:t xml:space="preserve">∂</m:t>
+              </m:r>
+            </m:e>
+            <m:sub>
+              <m:r>
+                <m:t xml:space="preserve">μ</m:t>
+              </m:r>
+            </m:sub>
+          </m:sSub>
           <m:r>
-            <m:t xml:space="preserve">(∂_μ + iqA_μ)ψ → e^(iqχ)(∂_μ + iqA_μ)ψ</m:t>
+            <m:t xml:space="preserve">+</m:t>
+          </m:r>
+          <m:sSub>
+            <m:e>
+              <m:r>
+                <m:t xml:space="preserve">iqA</m:t>
+              </m:r>
+            </m:e>
+            <m:sub>
+              <m:r>
+                <m:t xml:space="preserve">μ</m:t>
+              </m:r>
+            </m:sub>
+          </m:sSub>
+          <m:r>
+            <m:t xml:space="preserve">ψ</m:t>
+          </m:r>
+          <m:r>
+            <m:t xml:space="preserve">→</m:t>
+          </m:r>
+          <m:sSup>
+            <m:e>
+              <m:r>
+                <m:t xml:space="preserve">e</m:t>
+              </m:r>
+            </m:e>
+            <m:sup>
+              <m:r>
+                <m:t xml:space="preserve">iqχ</m:t>
+              </m:r>
+            </m:sup>
+          </m:sSup>
+          <m:sSub>
+            <m:e>
+              <m:r>
+                <m:t xml:space="preserve">∂</m:t>
+              </m:r>
+            </m:e>
+            <m:sub>
+              <m:r>
+                <m:t xml:space="preserve">μ</m:t>
+              </m:r>
+            </m:sub>
+          </m:sSub>
+          <m:r>
+            <m:t xml:space="preserve">+</m:t>
+          </m:r>
+          <m:sSub>
+            <m:e>
+              <m:r>
+                <m:t xml:space="preserve">iqA</m:t>
+              </m:r>
+            </m:e>
+            <m:sub>
+              <m:r>
+                <m:t xml:space="preserve">μ</m:t>
+              </m:r>
+            </m:sub>
+          </m:sSub>
+          <m:r>
+            <m:t xml:space="preserve">ψ</m:t>
           </m:r>
         </m:oMath>
       </m:oMathPara>
@@ -1198,10 +2634,11 @@
       </w:r>
     </w:p>
     <w:p>
-      <w:pPr>
-        <w:pStyle w:val="Heading3"/>
-      </w:pPr>
       <w:r>
+        <w:rPr>
+          <w:b/>
+          <w:i/>
+        </w:rPr>
         <w:t>Worked example 6</w:t>
       </w:r>
     </w:p>
@@ -1212,7 +2649,7 @@
     </w:p>
     <w:p>
       <w:pPr>
-        <w:pStyle w:val="Heading1"/>
+        <w:pStyle w:val="Heading2"/>
       </w:pPr>
       <w:r>
         <w:t>9 Connections to QED</w:t>
@@ -1617,7 +3054,7 @@
     </w:p>
     <w:p>
       <w:pPr>
-        <w:pStyle w:val="Heading1"/>
+        <w:pStyle w:val="Heading2"/>
       </w:pPr>
       <w:r>
         <w:t>10 Summary</w:t>
@@ -1721,7 +3158,7 @@
     </w:p>
     <w:p>
       <w:pPr>
-        <w:pStyle w:val="Heading1"/>
+        <w:pStyle w:val="Heading2"/>
       </w:pPr>
       <w:r>
         <w:t>Exercises</w:t>
@@ -2865,7 +4302,7 @@
     </w:tbl>
     <w:p>
       <w:pPr>
-        <w:pStyle w:val="Heading1"/>
+        <w:pStyle w:val="Heading2"/>
       </w:pPr>
       <w:r>
         <w:t>Solutions</w:t>
@@ -3097,7 +4534,7 @@
     </w:p>
     <w:p>
       <w:pPr>
-        <w:pStyle w:val="Heading1"/>
+        <w:pStyle w:val="Heading2"/>
       </w:pPr>
       <w:r>
         <w:t>Mastery checklist</w:t>
@@ -3169,7 +4606,7 @@
     </w:p>
     <w:p>
       <w:pPr>
-        <w:pStyle w:val="Heading1"/>
+        <w:pStyle w:val="Heading2"/>
       </w:pPr>
       <w:r>
         <w:t>Next lesson</w:t>
@@ -3655,14 +5092,15 @@
       <w:keepNext/>
       <w:keepLines/>
       <w:spacing w:before="280" w:after="140"/>
+      <w:jc w:val="center"/>
       <w:outlineLvl w:val="0"/>
     </w:pPr>
     <w:rPr>
-      <w:rFonts w:asciiTheme="majorHAnsi" w:eastAsiaTheme="majorEastAsia" w:hAnsiTheme="majorHAnsi" w:cstheme="majorBidi" w:ascii="Aptos Display" w:hAnsi="Aptos Display"/>
+      <w:rFonts w:asciiTheme="majorHAnsi" w:eastAsiaTheme="majorEastAsia" w:hAnsiTheme="majorHAnsi" w:cstheme="majorBidi" w:ascii="Amazon Ember" w:hAnsi="Amazon Ember" w:eastAsia="Amazon Ember" w:cs="Amazon Ember"/>
       <w:b/>
       <w:bCs/>
-      <w:color w:val="000000"/>
-      <w:sz w:val="40"/>
+      <w:color w:val="0000FF"/>
+      <w:sz w:val="36"/>
       <w:szCs w:val="28"/>
     </w:rPr>
   </w:style>
@@ -3679,14 +5117,15 @@
       <w:keepNext/>
       <w:keepLines/>
       <w:spacing w:before="280" w:after="140"/>
+      <w:jc w:val="center"/>
       <w:outlineLvl w:val="1"/>
     </w:pPr>
     <w:rPr>
-      <w:rFonts w:asciiTheme="majorHAnsi" w:eastAsiaTheme="majorEastAsia" w:hAnsiTheme="majorHAnsi" w:cstheme="majorBidi" w:ascii="Aptos Display" w:hAnsi="Aptos Display"/>
+      <w:rFonts w:asciiTheme="majorHAnsi" w:eastAsiaTheme="majorEastAsia" w:hAnsiTheme="majorHAnsi" w:cstheme="majorBidi" w:ascii="Amazon Ember" w:hAnsi="Amazon Ember" w:eastAsia="Amazon Ember" w:cs="Amazon Ember"/>
       <w:b/>
       <w:bCs/>
-      <w:color w:val="000000"/>
-      <w:sz w:val="30"/>
+      <w:color w:val="0000FF"/>
+      <w:sz w:val="32"/>
       <w:szCs w:val="26"/>
     </w:rPr>
   </w:style>
@@ -3703,14 +5142,15 @@
       <w:keepNext/>
       <w:keepLines/>
       <w:spacing w:before="280" w:after="140"/>
+      <w:jc w:val="center"/>
       <w:outlineLvl w:val="2"/>
     </w:pPr>
     <w:rPr>
-      <w:rFonts w:asciiTheme="majorHAnsi" w:eastAsiaTheme="majorEastAsia" w:hAnsiTheme="majorHAnsi" w:cstheme="majorBidi" w:ascii="Aptos Display" w:hAnsi="Aptos Display"/>
+      <w:rFonts w:asciiTheme="majorHAnsi" w:eastAsiaTheme="majorEastAsia" w:hAnsiTheme="majorHAnsi" w:cstheme="majorBidi" w:ascii="Amazon Ember" w:hAnsi="Amazon Ember" w:eastAsia="Amazon Ember" w:cs="Amazon Ember"/>
       <w:b/>
       <w:bCs/>
-      <w:color w:val="000000"/>
-      <w:sz w:val="24"/>
+      <w:color w:val="0000FF"/>
+      <w:sz w:val="28"/>
     </w:rPr>
   </w:style>
   <w:style w:type="paragraph" w:styleId="Heading4">
@@ -3946,11 +5386,12 @@
       </w:pBdr>
       <w:spacing w:after="140" w:line="240" w:lineRule="auto" w:before="0"/>
       <w:contextualSpacing/>
+      <w:jc w:val="center"/>
     </w:pPr>
     <w:rPr>
-      <w:rFonts w:asciiTheme="majorHAnsi" w:eastAsiaTheme="majorEastAsia" w:hAnsiTheme="majorHAnsi" w:cstheme="majorBidi" w:ascii="Aptos Display" w:hAnsi="Aptos Display"/>
+      <w:rFonts w:asciiTheme="majorHAnsi" w:eastAsiaTheme="majorEastAsia" w:hAnsiTheme="majorHAnsi" w:cstheme="majorBidi" w:ascii="Amazon Ember" w:hAnsi="Amazon Ember" w:eastAsia="Amazon Ember" w:cs="Amazon Ember"/>
       <w:b/>
-      <w:color w:val="000000"/>
+      <w:color w:val="0000FF"/>
       <w:spacing w:val="5"/>
       <w:kern w:val="28"/>
       <w:sz w:val="60"/>
@@ -3985,13 +5426,14 @@
         <w:ilvl w:val="1"/>
       </w:numPr>
       <w:spacing w:before="280" w:after="140"/>
+      <w:jc w:val="center"/>
     </w:pPr>
     <w:rPr>
-      <w:rFonts w:asciiTheme="majorHAnsi" w:eastAsiaTheme="majorEastAsia" w:hAnsiTheme="majorHAnsi" w:cstheme="majorBidi" w:ascii="Aptos Display" w:hAnsi="Aptos Display"/>
-      <w:b w:val="0"/>
+      <w:rFonts w:asciiTheme="majorHAnsi" w:eastAsiaTheme="majorEastAsia" w:hAnsiTheme="majorHAnsi" w:cstheme="majorBidi" w:ascii="Amazon Ember" w:hAnsi="Amazon Ember" w:eastAsia="Amazon Ember" w:cs="Amazon Ember"/>
+      <w:b/>
       <w:i/>
       <w:iCs/>
-      <w:color w:val="000000"/>
+      <w:color w:val="0000FF"/>
       <w:spacing w:val="15"/>
       <w:sz w:val="28"/>
       <w:szCs w:val="24"/>

--- a/Science Books/QED Course/Lesson 08 Electromagnetic Potentials and Gauge Freedom.docx
+++ b/Science Books/QED Course/Lesson 08 Electromagnetic Potentials and Gauge Freedom.docx
@@ -623,24 +623,29 @@
           <m:r>
             <m:t xml:space="preserve">×</m:t>
           </m:r>
-          <m:r>
-            <m:t xml:space="preserve">E</m:t>
-          </m:r>
-          <m:r>
-            <m:t xml:space="preserve">+</m:t>
-          </m:r>
-          <m:f>
-            <m:num>
+          <m:d>
+            <m:dPr/>
+            <m:e>
               <m:r>
-                <m:t xml:space="preserve">∂A</m:t>
+                <m:t xml:space="preserve">E</m:t>
               </m:r>
-            </m:num>
-            <m:den>
               <m:r>
-                <m:t xml:space="preserve">∂t</m:t>
+                <m:t xml:space="preserve">+</m:t>
               </m:r>
-            </m:den>
-          </m:f>
+              <m:f>
+                <m:num>
+                  <m:r>
+                    <m:t xml:space="preserve">∂A</m:t>
+                  </m:r>
+                </m:num>
+                <m:den>
+                  <m:r>
+                    <m:t xml:space="preserve">∂t</m:t>
+                  </m:r>
+                </m:den>
+              </m:f>
+            </m:e>
+          </m:d>
           <m:r>
             <m:t xml:space="preserve">=</m:t>
           </m:r>
@@ -767,20 +772,25 @@
           <m:r>
             <m:t xml:space="preserve">−</m:t>
           </m:r>
-          <m:r>
-            <m:t xml:space="preserve">∂</m:t>
-          </m:r>
           <m:f>
             <m:num>
               <m:r>
-                <m:t xml:space="preserve">∇</m:t>
+                <m:t xml:space="preserve">∂</m:t>
               </m:r>
-              <m:r>
-                <m:t xml:space="preserve">·</m:t>
-              </m:r>
-              <m:r>
-                <m:t xml:space="preserve">A</m:t>
-              </m:r>
+              <m:d>
+                <m:dPr/>
+                <m:e>
+                  <m:r>
+                    <m:t xml:space="preserve">∇</m:t>
+                  </m:r>
+                  <m:r>
+                    <m:t xml:space="preserve">·</m:t>
+                  </m:r>
+                  <m:r>
+                    <m:t xml:space="preserve">A</m:t>
+                  </m:r>
+                </m:e>
+              </m:d>
             </m:num>
             <m:den>
               <m:r>
@@ -838,15 +848,20 @@
           <m:r>
             <m:t xml:space="preserve">∇</m:t>
           </m:r>
-          <m:r>
-            <m:t xml:space="preserve">∇</m:t>
-          </m:r>
-          <m:r>
-            <m:t xml:space="preserve">·</m:t>
-          </m:r>
-          <m:r>
-            <m:t xml:space="preserve">A</m:t>
-          </m:r>
+          <m:d>
+            <m:dPr/>
+            <m:e>
+              <m:r>
+                <m:t xml:space="preserve">∇</m:t>
+              </m:r>
+              <m:r>
+                <m:t xml:space="preserve">·</m:t>
+              </m:r>
+              <m:r>
+                <m:t xml:space="preserve">A</m:t>
+              </m:r>
+            </m:e>
+          </m:d>
           <m:r>
             <m:t xml:space="preserve">−</m:t>
           </m:r>
@@ -892,6 +907,9 @@
               </m:r>
             </m:sub>
           </m:sSub>
+          <m:r>
+            <m:t xml:space="preserve"> </m:t>
+          </m:r>
           <m:f>
             <m:num>
               <m:r>
@@ -902,24 +920,29 @@
               <m:r>
                 <m:t xml:space="preserve">∂t</m:t>
               </m:r>
-            </m:den>
-          </m:f>
-          <m:r>
-            <m:t xml:space="preserve">∇φ</m:t>
-          </m:r>
-          <m:r>
-            <m:t xml:space="preserve">+</m:t>
-          </m:r>
-          <m:f>
-            <m:num>
-              <m:r>
-                <m:t xml:space="preserve">∂A</m:t>
-              </m:r>
-            </m:num>
-            <m:den>
-              <m:r>
-                <m:t xml:space="preserve">∂t</m:t>
-              </m:r>
+              <m:d>
+                <m:dPr/>
+                <m:e>
+                  <m:r>
+                    <m:t xml:space="preserve">∇φ</m:t>
+                  </m:r>
+                  <m:r>
+                    <m:t xml:space="preserve">+</m:t>
+                  </m:r>
+                  <m:f>
+                    <m:num>
+                      <m:r>
+                        <m:t xml:space="preserve">∂A</m:t>
+                      </m:r>
+                    </m:num>
+                    <m:den>
+                      <m:r>
+                        <m:t xml:space="preserve">∂t</m:t>
+                      </m:r>
+                    </m:den>
+                  </m:f>
+                </m:e>
+              </m:d>
             </m:den>
           </m:f>
           <m:r>
@@ -977,10 +1000,7 @@
       <m:oMathPara>
         <m:oMath>
           <m:r>
-            <m:t xml:space="preserve">A</m:t>
-          </m:r>
-          <m:r>
-            <m:t xml:space="preserve">′</m:t>
+            <m:t xml:space="preserve">A′</m:t>
           </m:r>
           <m:r>
             <m:t xml:space="preserve">=</m:t>
@@ -998,10 +1018,7 @@
             <m:t xml:space="preserve">,</m:t>
           </m:r>
           <m:r>
-            <m:t xml:space="preserve">φ</m:t>
-          </m:r>
-          <m:r>
-            <m:t xml:space="preserve">′</m:t>
+            <m:t xml:space="preserve">φ′</m:t>
           </m:r>
           <m:r>
             <m:t xml:space="preserve">=</m:t>
@@ -1123,6 +1140,9 @@
               </m:r>
             </m:sub>
           </m:sSub>
+          <m:r>
+            <m:t xml:space="preserve"> </m:t>
+          </m:r>
           <m:f>
             <m:num>
               <m:r>
@@ -1148,19 +1168,37 @@
             <m:t xml:space="preserve">or</m:t>
           </m:r>
           <m:r>
+            <m:t xml:space="preserve"> </m:t>
+          </m:r>
+          <m:r>
             <m:t xml:space="preserve">in</m:t>
+          </m:r>
+          <m:r>
+            <m:t xml:space="preserve"> </m:t>
           </m:r>
           <m:r>
             <m:t xml:space="preserve">Heaviside</m:t>
           </m:r>
           <m:r>
+            <m:t xml:space="preserve"> </m:t>
+          </m:r>
+          <m:r>
             <m:t xml:space="preserve">Lorentz</m:t>
+          </m:r>
+          <m:r>
+            <m:t xml:space="preserve"> </m:t>
           </m:r>
           <m:r>
             <m:t xml:space="preserve">units</m:t>
           </m:r>
           <m:r>
+            <m:t xml:space="preserve"> </m:t>
+          </m:r>
+          <m:r>
             <m:t xml:space="preserve">with</m:t>
+          </m:r>
+          <m:r>
+            <m:t xml:space="preserve"> </m:t>
           </m:r>
           <m:r>
             <m:t xml:space="preserve">c</m:t>
@@ -1219,51 +1257,13 @@
       </w:pPr>
       <m:oMathPara>
         <m:oMath>
-          <m:sSup>
+          <m:d>
+            <m:dPr/>
             <m:e>
-              <m:r>
-                <m:t xml:space="preserve">∇</m:t>
-              </m:r>
-            </m:e>
-            <m:sup>
-              <m:r>
-                <m:t xml:space="preserve">2</m:t>
-              </m:r>
-            </m:sup>
-          </m:sSup>
-          <m:r>
-            <m:t xml:space="preserve">−</m:t>
-          </m:r>
-          <m:sSub>
-            <m:e>
-              <m:r>
-                <m:t xml:space="preserve">ε</m:t>
-              </m:r>
-            </m:e>
-            <m:sub>
-              <m:r>
-                <m:t xml:space="preserve">0</m:t>
-              </m:r>
-            </m:sub>
-          </m:sSub>
-          <m:sSub>
-            <m:e>
-              <m:r>
-                <m:t xml:space="preserve">μ</m:t>
-              </m:r>
-            </m:e>
-            <m:sub>
-              <m:r>
-                <m:t xml:space="preserve">0</m:t>
-              </m:r>
-            </m:sub>
-          </m:sSub>
-          <m:f>
-            <m:num>
               <m:sSup>
                 <m:e>
                   <m:r>
-                    <m:t xml:space="preserve">∂</m:t>
+                    <m:t xml:space="preserve">∇</m:t>
                   </m:r>
                 </m:e>
                 <m:sup>
@@ -1272,22 +1272,71 @@
                   </m:r>
                 </m:sup>
               </m:sSup>
-            </m:num>
-            <m:den>
-              <m:sSup>
+              <m:r>
+                <m:t xml:space="preserve">−</m:t>
+              </m:r>
+              <m:sSub>
                 <m:e>
                   <m:r>
-                    <m:t xml:space="preserve">∂t</m:t>
+                    <m:t xml:space="preserve">ε</m:t>
                   </m:r>
                 </m:e>
-                <m:sup>
+                <m:sub>
                   <m:r>
-                    <m:t xml:space="preserve">2</m:t>
+                    <m:t xml:space="preserve">0</m:t>
                   </m:r>
-                </m:sup>
-              </m:sSup>
-            </m:den>
-          </m:f>
+                </m:sub>
+              </m:sSub>
+              <m:sSub>
+                <m:e>
+                  <m:r>
+                    <m:t xml:space="preserve">μ</m:t>
+                  </m:r>
+                </m:e>
+                <m:sub>
+                  <m:r>
+                    <m:t xml:space="preserve">0</m:t>
+                  </m:r>
+                </m:sub>
+              </m:sSub>
+              <m:r>
+                <m:t xml:space="preserve"> </m:t>
+              </m:r>
+              <m:f>
+                <m:num>
+                  <m:sSup>
+                    <m:e>
+                      <m:r>
+                        <m:t xml:space="preserve">∂</m:t>
+                      </m:r>
+                    </m:e>
+                    <m:sup>
+                      <m:r>
+                        <m:t xml:space="preserve">2</m:t>
+                      </m:r>
+                    </m:sup>
+                  </m:sSup>
+                </m:num>
+                <m:den>
+                  <m:sSup>
+                    <m:e>
+                      <m:r>
+                        <m:t xml:space="preserve">∂t</m:t>
+                      </m:r>
+                    </m:e>
+                    <m:sup>
+                      <m:r>
+                        <m:t xml:space="preserve">2</m:t>
+                      </m:r>
+                    </m:sup>
+                  </m:sSup>
+                </m:den>
+              </m:f>
+            </m:e>
+          </m:d>
+          <m:r>
+            <m:t xml:space="preserve"> </m:t>
+          </m:r>
           <m:r>
             <m:t xml:space="preserve">φ</m:t>
           </m:r>
@@ -1321,51 +1370,13 @@
           <m:r>
             <m:t xml:space="preserve">,</m:t>
           </m:r>
-          <m:sSup>
+          <m:d>
+            <m:dPr/>
             <m:e>
-              <m:r>
-                <m:t xml:space="preserve">∇</m:t>
-              </m:r>
-            </m:e>
-            <m:sup>
-              <m:r>
-                <m:t xml:space="preserve">2</m:t>
-              </m:r>
-            </m:sup>
-          </m:sSup>
-          <m:r>
-            <m:t xml:space="preserve">−</m:t>
-          </m:r>
-          <m:sSub>
-            <m:e>
-              <m:r>
-                <m:t xml:space="preserve">ε</m:t>
-              </m:r>
-            </m:e>
-            <m:sub>
-              <m:r>
-                <m:t xml:space="preserve">0</m:t>
-              </m:r>
-            </m:sub>
-          </m:sSub>
-          <m:sSub>
-            <m:e>
-              <m:r>
-                <m:t xml:space="preserve">μ</m:t>
-              </m:r>
-            </m:e>
-            <m:sub>
-              <m:r>
-                <m:t xml:space="preserve">0</m:t>
-              </m:r>
-            </m:sub>
-          </m:sSub>
-          <m:f>
-            <m:num>
               <m:sSup>
                 <m:e>
                   <m:r>
-                    <m:t xml:space="preserve">∂</m:t>
+                    <m:t xml:space="preserve">∇</m:t>
                   </m:r>
                 </m:e>
                 <m:sup>
@@ -1374,22 +1385,71 @@
                   </m:r>
                 </m:sup>
               </m:sSup>
-            </m:num>
-            <m:den>
-              <m:sSup>
+              <m:r>
+                <m:t xml:space="preserve">−</m:t>
+              </m:r>
+              <m:sSub>
                 <m:e>
                   <m:r>
-                    <m:t xml:space="preserve">∂t</m:t>
+                    <m:t xml:space="preserve">ε</m:t>
                   </m:r>
                 </m:e>
-                <m:sup>
+                <m:sub>
                   <m:r>
-                    <m:t xml:space="preserve">2</m:t>
+                    <m:t xml:space="preserve">0</m:t>
                   </m:r>
-                </m:sup>
-              </m:sSup>
-            </m:den>
-          </m:f>
+                </m:sub>
+              </m:sSub>
+              <m:sSub>
+                <m:e>
+                  <m:r>
+                    <m:t xml:space="preserve">μ</m:t>
+                  </m:r>
+                </m:e>
+                <m:sub>
+                  <m:r>
+                    <m:t xml:space="preserve">0</m:t>
+                  </m:r>
+                </m:sub>
+              </m:sSub>
+              <m:r>
+                <m:t xml:space="preserve"> </m:t>
+              </m:r>
+              <m:f>
+                <m:num>
+                  <m:sSup>
+                    <m:e>
+                      <m:r>
+                        <m:t xml:space="preserve">∂</m:t>
+                      </m:r>
+                    </m:e>
+                    <m:sup>
+                      <m:r>
+                        <m:t xml:space="preserve">2</m:t>
+                      </m:r>
+                    </m:sup>
+                  </m:sSup>
+                </m:num>
+                <m:den>
+                  <m:sSup>
+                    <m:e>
+                      <m:r>
+                        <m:t xml:space="preserve">∂t</m:t>
+                      </m:r>
+                    </m:e>
+                    <m:sup>
+                      <m:r>
+                        <m:t xml:space="preserve">2</m:t>
+                      </m:r>
+                    </m:sup>
+                  </m:sSup>
+                </m:den>
+              </m:f>
+            </m:e>
+          </m:d>
+          <m:r>
+            <m:t xml:space="preserve"> </m:t>
+          </m:r>
           <m:r>
             <m:t xml:space="preserve">A</m:t>
           </m:r>
@@ -1433,6 +1493,9 @@
             <m:t xml:space="preserve">□</m:t>
           </m:r>
           <m:r>
+            <m:t xml:space="preserve"> </m:t>
+          </m:r>
+          <m:r>
             <m:t xml:space="preserve">φ</m:t>
           </m:r>
           <m:r>
@@ -1446,6 +1509,9 @@
           </m:r>
           <m:r>
             <m:t xml:space="preserve">□</m:t>
+          </m:r>
+          <m:r>
+            <m:t xml:space="preserve"> </m:t>
           </m:r>
           <m:r>
             <m:t xml:space="preserve">A</m:t>
@@ -1522,74 +1588,72 @@
           <m:r>
             <m:t xml:space="preserve">G</m:t>
           </m:r>
-          <m:r>
-            <m:t xml:space="preserve">x</m:t>
-          </m:r>
-          <m:r>
-            <m:t xml:space="preserve">,</m:t>
-          </m:r>
-          <m:r>
-            <m:t xml:space="preserve">t</m:t>
-          </m:r>
-          <m:r>
-            <m:t xml:space="preserve">;</m:t>
-          </m:r>
-          <m:r>
-            <m:t xml:space="preserve">x</m:t>
-          </m:r>
-          <m:r>
-            <m:t xml:space="preserve">′</m:t>
-          </m:r>
-          <m:r>
-            <m:t xml:space="preserve">,</m:t>
-          </m:r>
-          <m:r>
-            <m:t xml:space="preserve">t</m:t>
-          </m:r>
-          <m:r>
-            <m:t xml:space="preserve">′</m:t>
-          </m:r>
-          <m:r>
-            <m:t xml:space="preserve">=</m:t>
-          </m:r>
-          <m:r>
-            <m:t xml:space="preserve">δ</m:t>
-          </m:r>
-          <m:f>
-            <m:num>
+          <m:d>
+            <m:dPr/>
+            <m:e>
               <m:r>
-                <m:t xml:space="preserve">t</m:t>
+                <m:t xml:space="preserve">x</m:t>
               </m:r>
               <m:r>
-                <m:t xml:space="preserve">−</m:t>
+                <m:t xml:space="preserve">,</m:t>
               </m:r>
               <m:r>
                 <m:t xml:space="preserve">t</m:t>
               </m:r>
               <m:r>
-                <m:t xml:space="preserve">′</m:t>
+                <m:t xml:space="preserve">;</m:t>
               </m:r>
               <m:r>
-                <m:t xml:space="preserve">−</m:t>
+                <m:t xml:space="preserve">x′</m:t>
               </m:r>
               <m:r>
-                <m:t xml:space="preserve">|</m:t>
+                <m:t xml:space="preserve">,</m:t>
               </m:r>
               <m:r>
-                <m:t xml:space="preserve">x</m:t>
+                <m:t xml:space="preserve">t′</m:t>
               </m:r>
+            </m:e>
+          </m:d>
+          <m:r>
+            <m:t xml:space="preserve">=</m:t>
+          </m:r>
+          <m:f>
+            <m:num>
               <m:r>
-                <m:t xml:space="preserve">−</m:t>
+                <m:t xml:space="preserve">δ</m:t>
               </m:r>
-              <m:r>
-                <m:t xml:space="preserve">x</m:t>
-              </m:r>
-              <m:r>
-                <m:t xml:space="preserve">′</m:t>
-              </m:r>
-              <m:r>
-                <m:t xml:space="preserve">|</m:t>
-              </m:r>
+              <m:d>
+                <m:dPr/>
+                <m:e>
+                  <m:r>
+                    <m:t xml:space="preserve">t</m:t>
+                  </m:r>
+                  <m:r>
+                    <m:t xml:space="preserve">−</m:t>
+                  </m:r>
+                  <m:r>
+                    <m:t xml:space="preserve">t′</m:t>
+                  </m:r>
+                  <m:r>
+                    <m:t xml:space="preserve">−</m:t>
+                  </m:r>
+                  <m:r>
+                    <m:t xml:space="preserve">|</m:t>
+                  </m:r>
+                  <m:r>
+                    <m:t xml:space="preserve">x</m:t>
+                  </m:r>
+                  <m:r>
+                    <m:t xml:space="preserve">−</m:t>
+                  </m:r>
+                  <m:r>
+                    <m:t xml:space="preserve">x′</m:t>
+                  </m:r>
+                  <m:r>
+                    <m:t xml:space="preserve">|</m:t>
+                  </m:r>
+                </m:e>
+              </m:d>
             </m:num>
             <m:den>
               <m:r>
@@ -1605,10 +1669,7 @@
                 <m:t xml:space="preserve">−</m:t>
               </m:r>
               <m:r>
-                <m:t xml:space="preserve">x</m:t>
-              </m:r>
-              <m:r>
-                <m:t xml:space="preserve">′</m:t>
+                <m:t xml:space="preserve">x′</m:t>
               </m:r>
               <m:r>
                 <m:t xml:space="preserve">|</m:t>
@@ -1646,20 +1707,28 @@
           <m:r>
             <m:t xml:space="preserve">φ</m:t>
           </m:r>
-          <m:r>
-            <m:t xml:space="preserve">x</m:t>
-          </m:r>
-          <m:r>
-            <m:t xml:space="preserve">,</m:t>
-          </m:r>
-          <m:r>
-            <m:t xml:space="preserve">t</m:t>
-          </m:r>
+          <m:d>
+            <m:dPr/>
+            <m:e>
+              <m:r>
+                <m:t xml:space="preserve">x</m:t>
+              </m:r>
+              <m:r>
+                <m:t xml:space="preserve">,</m:t>
+              </m:r>
+              <m:r>
+                <m:t xml:space="preserve">t</m:t>
+              </m:r>
+            </m:e>
+          </m:d>
           <m:r>
             <m:t xml:space="preserve">=</m:t>
           </m:r>
           <m:r>
             <m:t xml:space="preserve">∫</m:t>
+          </m:r>
+          <m:r>
+            <m:t xml:space="preserve"> </m:t>
           </m:r>
           <m:sSup>
             <m:e>
@@ -1674,37 +1743,39 @@
             </m:sup>
           </m:sSup>
           <m:r>
-            <m:t xml:space="preserve">x</m:t>
+            <m:t xml:space="preserve">x′</m:t>
           </m:r>
           <m:r>
-            <m:t xml:space="preserve">′</m:t>
-          </m:r>
-          <m:r>
-            <m:t xml:space="preserve">ρ</m:t>
+            <m:t xml:space="preserve"> </m:t>
           </m:r>
           <m:f>
             <m:num>
               <m:r>
-                <m:t xml:space="preserve">x</m:t>
+                <m:t xml:space="preserve">ρ</m:t>
               </m:r>
-              <m:r>
-                <m:t xml:space="preserve">′</m:t>
-              </m:r>
-              <m:r>
-                <m:t xml:space="preserve">,</m:t>
-              </m:r>
-              <m:sSub>
+              <m:d>
+                <m:dPr/>
                 <m:e>
                   <m:r>
-                    <m:t xml:space="preserve">t</m:t>
+                    <m:t xml:space="preserve">x′</m:t>
                   </m:r>
+                  <m:r>
+                    <m:t xml:space="preserve">,</m:t>
+                  </m:r>
+                  <m:sSub>
+                    <m:e>
+                      <m:r>
+                        <m:t xml:space="preserve">t</m:t>
+                      </m:r>
+                    </m:e>
+                    <m:sub>
+                      <m:r>
+                        <m:t xml:space="preserve">r</m:t>
+                      </m:r>
+                    </m:sub>
+                  </m:sSub>
                 </m:e>
-                <m:sub>
-                  <m:r>
-                    <m:t xml:space="preserve">r</m:t>
-                  </m:r>
-                </m:sub>
-              </m:sSub>
+              </m:d>
             </m:num>
             <m:den>
               <m:r>
@@ -1720,10 +1791,7 @@
                 <m:t xml:space="preserve">−</m:t>
               </m:r>
               <m:r>
-                <m:t xml:space="preserve">x</m:t>
-              </m:r>
-              <m:r>
-                <m:t xml:space="preserve">′</m:t>
+                <m:t xml:space="preserve">x′</m:t>
               </m:r>
               <m:r>
                 <m:t xml:space="preserve">|</m:t>
@@ -1736,20 +1804,28 @@
           <m:r>
             <m:t xml:space="preserve">A</m:t>
           </m:r>
-          <m:r>
-            <m:t xml:space="preserve">x</m:t>
-          </m:r>
-          <m:r>
-            <m:t xml:space="preserve">,</m:t>
-          </m:r>
-          <m:r>
-            <m:t xml:space="preserve">t</m:t>
-          </m:r>
+          <m:d>
+            <m:dPr/>
+            <m:e>
+              <m:r>
+                <m:t xml:space="preserve">x</m:t>
+              </m:r>
+              <m:r>
+                <m:t xml:space="preserve">,</m:t>
+              </m:r>
+              <m:r>
+                <m:t xml:space="preserve">t</m:t>
+              </m:r>
+            </m:e>
+          </m:d>
           <m:r>
             <m:t xml:space="preserve">=</m:t>
           </m:r>
           <m:r>
             <m:t xml:space="preserve">∫</m:t>
+          </m:r>
+          <m:r>
+            <m:t xml:space="preserve"> </m:t>
           </m:r>
           <m:sSup>
             <m:e>
@@ -1764,37 +1840,39 @@
             </m:sup>
           </m:sSup>
           <m:r>
-            <m:t xml:space="preserve">x</m:t>
+            <m:t xml:space="preserve">x′</m:t>
           </m:r>
           <m:r>
-            <m:t xml:space="preserve">′</m:t>
-          </m:r>
-          <m:r>
-            <m:t xml:space="preserve">j</m:t>
+            <m:t xml:space="preserve"> </m:t>
           </m:r>
           <m:f>
             <m:num>
               <m:r>
-                <m:t xml:space="preserve">x</m:t>
+                <m:t xml:space="preserve">j</m:t>
               </m:r>
-              <m:r>
-                <m:t xml:space="preserve">′</m:t>
-              </m:r>
-              <m:r>
-                <m:t xml:space="preserve">,</m:t>
-              </m:r>
-              <m:sSub>
+              <m:d>
+                <m:dPr/>
                 <m:e>
                   <m:r>
-                    <m:t xml:space="preserve">t</m:t>
+                    <m:t xml:space="preserve">x′</m:t>
                   </m:r>
+                  <m:r>
+                    <m:t xml:space="preserve">,</m:t>
+                  </m:r>
+                  <m:sSub>
+                    <m:e>
+                      <m:r>
+                        <m:t xml:space="preserve">t</m:t>
+                      </m:r>
+                    </m:e>
+                    <m:sub>
+                      <m:r>
+                        <m:t xml:space="preserve">r</m:t>
+                      </m:r>
+                    </m:sub>
+                  </m:sSub>
                 </m:e>
-                <m:sub>
-                  <m:r>
-                    <m:t xml:space="preserve">r</m:t>
-                  </m:r>
-                </m:sub>
-              </m:sSub>
+              </m:d>
             </m:num>
             <m:den>
               <m:r>
@@ -1810,10 +1888,7 @@
                 <m:t xml:space="preserve">−</m:t>
               </m:r>
               <m:r>
-                <m:t xml:space="preserve">x</m:t>
-              </m:r>
-              <m:r>
-                <m:t xml:space="preserve">′</m:t>
+                <m:t xml:space="preserve">x′</m:t>
               </m:r>
               <m:r>
                 <m:t xml:space="preserve">|</m:t>
@@ -1854,10 +1929,7 @@
             <m:t xml:space="preserve">−</m:t>
           </m:r>
           <m:r>
-            <m:t xml:space="preserve">x</m:t>
-          </m:r>
-          <m:r>
-            <m:t xml:space="preserve">′</m:t>
+            <m:t xml:space="preserve">x′</m:t>
           </m:r>
           <m:r>
             <m:t xml:space="preserve">|</m:t>
@@ -2018,15 +2090,20 @@
           <m:r>
             <m:t xml:space="preserve">=</m:t>
           </m:r>
-          <m:r>
-            <m:t xml:space="preserve">φ</m:t>
-          </m:r>
-          <m:r>
-            <m:t xml:space="preserve">,</m:t>
-          </m:r>
-          <m:r>
-            <m:t xml:space="preserve">A</m:t>
-          </m:r>
+          <m:d>
+            <m:dPr/>
+            <m:e>
+              <m:r>
+                <m:t xml:space="preserve">φ</m:t>
+              </m:r>
+              <m:r>
+                <m:t xml:space="preserve">,</m:t>
+              </m:r>
+              <m:r>
+                <m:t xml:space="preserve">A</m:t>
+              </m:r>
+            </m:e>
+          </m:d>
         </m:oMath>
       </m:oMathPara>
     </w:p>
@@ -2085,6 +2162,9 @@
             </m:sup>
           </m:sSup>
           <m:r>
+            <m:t xml:space="preserve"> </m:t>
+          </m:r>
+          <m:r>
             <m:t xml:space="preserve">χ</m:t>
           </m:r>
           <m:r>
@@ -2092,6 +2172,9 @@
           </m:r>
           <m:r>
             <m:t xml:space="preserve">equivalently</m:t>
+          </m:r>
+          <m:r>
+            <m:t xml:space="preserve"> </m:t>
           </m:r>
           <m:sSub>
             <m:e>
@@ -2131,10 +2214,13 @@
             </m:e>
             <m:sub>
               <m:r>
-                <m:t xml:space="preserve">μχ</m:t>
+                <m:t xml:space="preserve">μ</m:t>
               </m:r>
             </m:sub>
           </m:sSub>
+          <m:r>
+            <m:t xml:space="preserve">χ</m:t>
+          </m:r>
         </m:oMath>
       </m:oMathPara>
     </w:p>
@@ -2180,18 +2266,21 @@
           </m:r>
           <m:sSub>
             <m:e>
-              <m:sSub>
-                <m:e>
-                  <m:r>
-                    <m:t xml:space="preserve">∂</m:t>
-                  </m:r>
-                </m:e>
-                <m:sub>
-                  <m:r>
-                    <m:t xml:space="preserve">μA</m:t>
-                  </m:r>
-                </m:sub>
-              </m:sSub>
+              <m:r>
+                <m:t xml:space="preserve">∂</m:t>
+              </m:r>
+            </m:e>
+            <m:sub>
+              <m:r>
+                <m:t xml:space="preserve">μ</m:t>
+              </m:r>
+            </m:sub>
+          </m:sSub>
+          <m:sSub>
+            <m:e>
+              <m:r>
+                <m:t xml:space="preserve">A</m:t>
+              </m:r>
             </m:e>
             <m:sub>
               <m:r>
@@ -2204,18 +2293,21 @@
           </m:r>
           <m:sSub>
             <m:e>
-              <m:sSub>
-                <m:e>
-                  <m:r>
-                    <m:t xml:space="preserve">∂</m:t>
-                  </m:r>
-                </m:e>
-                <m:sub>
-                  <m:r>
-                    <m:t xml:space="preserve">νA</m:t>
-                  </m:r>
-                </m:sub>
-              </m:sSub>
+              <m:r>
+                <m:t xml:space="preserve">∂</m:t>
+              </m:r>
+            </m:e>
+            <m:sub>
+              <m:r>
+                <m:t xml:space="preserve">ν</m:t>
+              </m:r>
+            </m:sub>
+          </m:sSub>
+          <m:sSub>
+            <m:e>
+              <m:r>
+                <m:t xml:space="preserve">A</m:t>
+              </m:r>
             </m:e>
             <m:sub>
               <m:r>
@@ -2343,63 +2435,81 @@
       </w:pPr>
       <m:oMathPara>
         <m:oMath>
-          <m:sSub>
+          <m:d>
+            <m:dPr/>
             <m:e>
+              <m:sSub>
+                <m:e>
+                  <m:r>
+                    <m:t xml:space="preserve">∂</m:t>
+                  </m:r>
+                </m:e>
+                <m:sub>
+                  <m:r>
+                    <m:t xml:space="preserve">μ</m:t>
+                  </m:r>
+                </m:sub>
+              </m:sSub>
               <m:r>
-                <m:t xml:space="preserve">∂</m:t>
+                <m:t xml:space="preserve">+</m:t>
               </m:r>
+              <m:r>
+                <m:t xml:space="preserve">iq</m:t>
+              </m:r>
+              <m:d>
+                <m:dPr/>
+                <m:e>
+                  <m:sSub>
+                    <m:e>
+                      <m:r>
+                        <m:t xml:space="preserve">A</m:t>
+                      </m:r>
+                    </m:e>
+                    <m:sub>
+                      <m:r>
+                        <m:t xml:space="preserve">μ</m:t>
+                      </m:r>
+                    </m:sub>
+                  </m:sSub>
+                  <m:r>
+                    <m:t xml:space="preserve">−</m:t>
+                  </m:r>
+                  <m:sSub>
+                    <m:e>
+                      <m:r>
+                        <m:t xml:space="preserve">∂</m:t>
+                      </m:r>
+                    </m:e>
+                    <m:sub>
+                      <m:r>
+                        <m:t xml:space="preserve">μ</m:t>
+                      </m:r>
+                    </m:sub>
+                  </m:sSub>
+                  <m:r>
+                    <m:t xml:space="preserve">χ</m:t>
+                  </m:r>
+                </m:e>
+              </m:d>
             </m:e>
-            <m:sub>
-              <m:r>
-                <m:t xml:space="preserve">μ</m:t>
-              </m:r>
-            </m:sub>
-          </m:sSub>
-          <m:r>
-            <m:t xml:space="preserve">+</m:t>
-          </m:r>
-          <m:r>
-            <m:t xml:space="preserve">iq</m:t>
-          </m:r>
-          <m:sSub>
+          </m:d>
+          <m:d>
+            <m:dPr/>
             <m:e>
-              <m:r>
-                <m:t xml:space="preserve">A</m:t>
-              </m:r>
+              <m:sSup>
+                <m:e>
+                  <m:r>
+                    <m:t xml:space="preserve">ψe</m:t>
+                  </m:r>
+                </m:e>
+                <m:sup>
+                  <m:r>
+                    <m:t xml:space="preserve">iqχ</m:t>
+                  </m:r>
+                </m:sup>
+              </m:sSup>
             </m:e>
-            <m:sub>
-              <m:r>
-                <m:t xml:space="preserve">μ</m:t>
-              </m:r>
-            </m:sub>
-          </m:sSub>
-          <m:r>
-            <m:t xml:space="preserve">−</m:t>
-          </m:r>
-          <m:sSub>
-            <m:e>
-              <m:r>
-                <m:t xml:space="preserve">∂</m:t>
-              </m:r>
-            </m:e>
-            <m:sub>
-              <m:r>
-                <m:t xml:space="preserve">μχ</m:t>
-              </m:r>
-            </m:sub>
-          </m:sSub>
-          <m:sSup>
-            <m:e>
-              <m:r>
-                <m:t xml:space="preserve">ψe</m:t>
-              </m:r>
-            </m:e>
-            <m:sup>
-              <m:r>
-                <m:t xml:space="preserve">iqχ</m:t>
-              </m:r>
-            </m:sup>
-          </m:sSup>
+          </m:d>
           <m:r>
             <m:t xml:space="preserve">=</m:t>
           </m:r>
@@ -2415,81 +2525,105 @@
               </m:r>
             </m:sup>
           </m:sSup>
-          <m:r>
-            <m:t xml:space="preserve">[</m:t>
-          </m:r>
-          <m:sSub>
+          <m:d>
+            <m:dPr>
+              <m:begChr m:val="["/>
+              <m:endChr m:val="]"/>
+            </m:dPr>
             <m:e>
+              <m:sSub>
+                <m:e>
+                  <m:r>
+                    <m:t xml:space="preserve">∂</m:t>
+                  </m:r>
+                </m:e>
+                <m:sub>
+                  <m:r>
+                    <m:t xml:space="preserve">μ</m:t>
+                  </m:r>
+                </m:sub>
+              </m:sSub>
               <m:r>
-                <m:t xml:space="preserve">∂</m:t>
+                <m:t xml:space="preserve">ψ</m:t>
+              </m:r>
+              <m:r>
+                <m:t xml:space="preserve">+</m:t>
+              </m:r>
+              <m:r>
+                <m:t xml:space="preserve">iq</m:t>
+              </m:r>
+              <m:d>
+                <m:dPr/>
+                <m:e>
+                  <m:sSub>
+                    <m:e>
+                      <m:r>
+                        <m:t xml:space="preserve">∂</m:t>
+                      </m:r>
+                    </m:e>
+                    <m:sub>
+                      <m:r>
+                        <m:t xml:space="preserve">μ</m:t>
+                      </m:r>
+                    </m:sub>
+                  </m:sSub>
+                  <m:r>
+                    <m:t xml:space="preserve">χ</m:t>
+                  </m:r>
+                </m:e>
+              </m:d>
+              <m:r>
+                <m:t xml:space="preserve">ψ</m:t>
+              </m:r>
+              <m:r>
+                <m:t xml:space="preserve">+</m:t>
+              </m:r>
+              <m:sSub>
+                <m:e>
+                  <m:r>
+                    <m:t xml:space="preserve">iqA</m:t>
+                  </m:r>
+                </m:e>
+                <m:sub>
+                  <m:r>
+                    <m:t xml:space="preserve">μ</m:t>
+                  </m:r>
+                </m:sub>
+              </m:sSub>
+              <m:r>
+                <m:t xml:space="preserve">ψ</m:t>
+              </m:r>
+              <m:r>
+                <m:t xml:space="preserve">−</m:t>
+              </m:r>
+              <m:r>
+                <m:t xml:space="preserve">iq</m:t>
+              </m:r>
+              <m:d>
+                <m:dPr/>
+                <m:e>
+                  <m:sSub>
+                    <m:e>
+                      <m:r>
+                        <m:t xml:space="preserve">∂</m:t>
+                      </m:r>
+                    </m:e>
+                    <m:sub>
+                      <m:r>
+                        <m:t xml:space="preserve">μ</m:t>
+                      </m:r>
+                    </m:sub>
+                  </m:sSub>
+                  <m:r>
+                    <m:t xml:space="preserve">χ</m:t>
+                  </m:r>
+                </m:e>
+              </m:d>
+              <m:r>
+                <m:t xml:space="preserve">ψ</m:t>
               </m:r>
             </m:e>
-            <m:sub>
-              <m:r>
-                <m:t xml:space="preserve">μψ</m:t>
-              </m:r>
-            </m:sub>
-          </m:sSub>
-          <m:r>
-            <m:t xml:space="preserve">+</m:t>
-          </m:r>
-          <m:r>
-            <m:t xml:space="preserve">iq</m:t>
-          </m:r>
-          <m:sSub>
-            <m:e>
-              <m:r>
-                <m:t xml:space="preserve">∂</m:t>
-              </m:r>
-            </m:e>
-            <m:sub>
-              <m:r>
-                <m:t xml:space="preserve">μχ</m:t>
-              </m:r>
-            </m:sub>
-          </m:sSub>
-          <m:r>
-            <m:t xml:space="preserve">ψ</m:t>
-          </m:r>
-          <m:r>
-            <m:t xml:space="preserve">+</m:t>
-          </m:r>
-          <m:sSub>
-            <m:e>
-              <m:r>
-                <m:t xml:space="preserve">iqA</m:t>
-              </m:r>
-            </m:e>
-            <m:sub>
-              <m:r>
-                <m:t xml:space="preserve">μψ</m:t>
-              </m:r>
-            </m:sub>
-          </m:sSub>
-          <m:r>
-            <m:t xml:space="preserve">−</m:t>
-          </m:r>
-          <m:r>
-            <m:t xml:space="preserve">iq</m:t>
-          </m:r>
-          <m:sSub>
-            <m:e>
-              <m:r>
-                <m:t xml:space="preserve">∂</m:t>
-              </m:r>
-            </m:e>
-            <m:sub>
-              <m:r>
-                <m:t xml:space="preserve">μχ</m:t>
-              </m:r>
-            </m:sub>
-          </m:sSub>
-          <m:r>
-            <m:t xml:space="preserve">ψ</m:t>
-          </m:r>
-          <m:r>
-            <m:t xml:space="preserve">]</m:t>
-          </m:r>
+          </m:d>
           <m:r>
             <m:t xml:space="preserve">=</m:t>
           </m:r>
@@ -2505,33 +2639,38 @@
               </m:r>
             </m:sup>
           </m:sSup>
-          <m:sSub>
+          <m:d>
+            <m:dPr/>
             <m:e>
+              <m:sSub>
+                <m:e>
+                  <m:r>
+                    <m:t xml:space="preserve">∂</m:t>
+                  </m:r>
+                </m:e>
+                <m:sub>
+                  <m:r>
+                    <m:t xml:space="preserve">μ</m:t>
+                  </m:r>
+                </m:sub>
+              </m:sSub>
               <m:r>
-                <m:t xml:space="preserve">∂</m:t>
+                <m:t xml:space="preserve">+</m:t>
               </m:r>
+              <m:sSub>
+                <m:e>
+                  <m:r>
+                    <m:t xml:space="preserve">iqA</m:t>
+                  </m:r>
+                </m:e>
+                <m:sub>
+                  <m:r>
+                    <m:t xml:space="preserve">μ</m:t>
+                  </m:r>
+                </m:sub>
+              </m:sSub>
             </m:e>
-            <m:sub>
-              <m:r>
-                <m:t xml:space="preserve">μ</m:t>
-              </m:r>
-            </m:sub>
-          </m:sSub>
-          <m:r>
-            <m:t xml:space="preserve">+</m:t>
-          </m:r>
-          <m:sSub>
-            <m:e>
-              <m:r>
-                <m:t xml:space="preserve">iqA</m:t>
-              </m:r>
-            </m:e>
-            <m:sub>
-              <m:r>
-                <m:t xml:space="preserve">μ</m:t>
-              </m:r>
-            </m:sub>
-          </m:sSub>
+          </m:d>
           <m:r>
             <m:t xml:space="preserve">ψ</m:t>
           </m:r>
@@ -2550,33 +2689,38 @@
       </w:pPr>
       <m:oMathPara>
         <m:oMath>
-          <m:sSub>
+          <m:d>
+            <m:dPr/>
             <m:e>
+              <m:sSub>
+                <m:e>
+                  <m:r>
+                    <m:t xml:space="preserve">∂</m:t>
+                  </m:r>
+                </m:e>
+                <m:sub>
+                  <m:r>
+                    <m:t xml:space="preserve">μ</m:t>
+                  </m:r>
+                </m:sub>
+              </m:sSub>
               <m:r>
-                <m:t xml:space="preserve">∂</m:t>
+                <m:t xml:space="preserve">+</m:t>
               </m:r>
+              <m:sSub>
+                <m:e>
+                  <m:r>
+                    <m:t xml:space="preserve">iqA</m:t>
+                  </m:r>
+                </m:e>
+                <m:sub>
+                  <m:r>
+                    <m:t xml:space="preserve">μ</m:t>
+                  </m:r>
+                </m:sub>
+              </m:sSub>
             </m:e>
-            <m:sub>
-              <m:r>
-                <m:t xml:space="preserve">μ</m:t>
-              </m:r>
-            </m:sub>
-          </m:sSub>
-          <m:r>
-            <m:t xml:space="preserve">+</m:t>
-          </m:r>
-          <m:sSub>
-            <m:e>
-              <m:r>
-                <m:t xml:space="preserve">iqA</m:t>
-              </m:r>
-            </m:e>
-            <m:sub>
-              <m:r>
-                <m:t xml:space="preserve">μ</m:t>
-              </m:r>
-            </m:sub>
-          </m:sSub>
+          </m:d>
           <m:r>
             <m:t xml:space="preserve">ψ</m:t>
           </m:r>
@@ -2595,33 +2739,38 @@
               </m:r>
             </m:sup>
           </m:sSup>
-          <m:sSub>
+          <m:d>
+            <m:dPr/>
             <m:e>
+              <m:sSub>
+                <m:e>
+                  <m:r>
+                    <m:t xml:space="preserve">∂</m:t>
+                  </m:r>
+                </m:e>
+                <m:sub>
+                  <m:r>
+                    <m:t xml:space="preserve">μ</m:t>
+                  </m:r>
+                </m:sub>
+              </m:sSub>
               <m:r>
-                <m:t xml:space="preserve">∂</m:t>
+                <m:t xml:space="preserve">+</m:t>
               </m:r>
+              <m:sSub>
+                <m:e>
+                  <m:r>
+                    <m:t xml:space="preserve">iqA</m:t>
+                  </m:r>
+                </m:e>
+                <m:sub>
+                  <m:r>
+                    <m:t xml:space="preserve">μ</m:t>
+                  </m:r>
+                </m:sub>
+              </m:sSub>
             </m:e>
-            <m:sub>
-              <m:r>
-                <m:t xml:space="preserve">μ</m:t>
-              </m:r>
-            </m:sub>
-          </m:sSub>
-          <m:r>
-            <m:t xml:space="preserve">+</m:t>
-          </m:r>
-          <m:sSub>
-            <m:e>
-              <m:r>
-                <m:t xml:space="preserve">iqA</m:t>
-              </m:r>
-            </m:e>
-            <m:sub>
-              <m:r>
-                <m:t xml:space="preserve">μ</m:t>
-              </m:r>
-            </m:sub>
-          </m:sSub>
+          </m:d>
           <m:r>
             <m:t xml:space="preserve">ψ</m:t>
           </m:r>
